--- a/Текст и прочее/Теория.docx
+++ b/Текст и прочее/Теория.docx
@@ -37,23 +37,7 @@
           <w:rFonts w:cs="Times New Roman"/>
           <w:szCs w:val="28"/>
         </w:rPr>
-        <w:t xml:space="preserve">C# уже не молодой язык </w:t>
-      </w:r>
-      <w:proofErr w:type="gramStart"/>
-      <w:r>
-        <w:rPr>
-          <w:rFonts w:cs="Times New Roman"/>
-          <w:szCs w:val="28"/>
-        </w:rPr>
-        <w:t>и</w:t>
-      </w:r>
-      <w:proofErr w:type="gramEnd"/>
-      <w:r>
-        <w:rPr>
-          <w:rFonts w:cs="Times New Roman"/>
-          <w:szCs w:val="28"/>
-        </w:rPr>
-        <w:t xml:space="preserve"> как и вся платформа .NET уже прошел большой путь. Первая версия языка вышла вместе с релизом Microsoft Visual Studio .NET в феврале 2002 года. Текущей версией языка является версия C# 12, которая вышла 14 ноября 2023 года вместе с релизом .NET 8.</w:t>
+        <w:t>C# уже не молодой язык и как и вся платформа .NET уже прошел большой путь. Первая версия языка вышла вместе с релизом Microsoft Visual Studio .NET в феврале 2002 года. Текущей версией языка является версия C# 12, которая вышла 14 ноября 2023 года вместе с релизом .NET 8.</w:t>
       </w:r>
     </w:p>
     <w:p>
@@ -83,23 +67,7 @@
           <w:rFonts w:cs="Times New Roman"/>
           <w:szCs w:val="28"/>
         </w:rPr>
-        <w:t xml:space="preserve">C# является объектно-ориентированным и в этом плане много перенял у Java и С++. Например, C# поддерживает полиморфизм, наследование, перегрузку операторов, статическую типизацию. Объектно-ориентированный подход позволяет решить задачи по построению крупных, но в тоже время гибких, масштабируемых и расширяемых приложений. И C# продолжает активно развиваться, и с каждой новой версией появляется все больше интересных </w:t>
-      </w:r>
-      <w:proofErr w:type="spellStart"/>
-      <w:r>
-        <w:rPr>
-          <w:rFonts w:cs="Times New Roman"/>
-          <w:szCs w:val="28"/>
-        </w:rPr>
-        <w:t>функциональностей</w:t>
-      </w:r>
-      <w:proofErr w:type="spellEnd"/>
-      <w:r>
-        <w:rPr>
-          <w:rFonts w:cs="Times New Roman"/>
-          <w:szCs w:val="28"/>
-        </w:rPr>
-        <w:t>.</w:t>
+        <w:t>C# является объектно-ориентированным и в этом плане много перенял у Java и С++. Например, C# поддерживает полиморфизм, наследование, перегрузку операторов, статическую типизацию. Объектно-ориентированный подход позволяет решить задачи по построению крупных, но в тоже время гибких, масштабируемых и расширяемых приложений. И C# продолжает активно развиваться, и с каждой новой версией появляется все больше интересных функциональностей.</w:t>
       </w:r>
     </w:p>
     <w:p>
@@ -129,23 +97,7 @@
           <w:rFonts w:cs="Times New Roman"/>
           <w:szCs w:val="28"/>
         </w:rPr>
-        <w:t xml:space="preserve">Когда говорят C#, нередко имеют в виду технологии платформы .NET (Windows </w:t>
-      </w:r>
-      <w:proofErr w:type="spellStart"/>
-      <w:r>
-        <w:rPr>
-          <w:rFonts w:cs="Times New Roman"/>
-          <w:szCs w:val="28"/>
-        </w:rPr>
-        <w:t>Forms</w:t>
-      </w:r>
-      <w:proofErr w:type="spellEnd"/>
-      <w:r>
-        <w:rPr>
-          <w:rFonts w:cs="Times New Roman"/>
-          <w:szCs w:val="28"/>
-        </w:rPr>
-        <w:t>, WPF, ASP.NET, .NET MAUI). И, наоборот, когда говорят .NET, нередко имеют в виду C#. Однако, хотя эти понятия связаны, отождествлять их неверно. Язык C# был создан специально для работы с фреймворком .NET, однако само понятие .NET несколько шире.</w:t>
+        <w:t>Когда говорят C#, нередко имеют в виду технологии платформы .NET (Windows Forms, WPF, ASP.NET, .NET MAUI). И, наоборот, когда говорят .NET, нередко имеют в виду C#. Однако, хотя эти понятия связаны, отождествлять их неверно. Язык C# был создан специально для работы с фреймворком .NET, однако само понятие .NET несколько шире.</w:t>
       </w:r>
     </w:p>
     <w:p>
@@ -175,23 +127,7 @@
           <w:rFonts w:cs="Times New Roman"/>
           <w:szCs w:val="28"/>
         </w:rPr>
-        <w:t xml:space="preserve">Поддержка нескольких языков. Основой платформы является общеязыковая среда исполнения Common Language </w:t>
-      </w:r>
-      <w:proofErr w:type="spellStart"/>
-      <w:r>
-        <w:rPr>
-          <w:rFonts w:cs="Times New Roman"/>
-          <w:szCs w:val="28"/>
-        </w:rPr>
-        <w:t>Runtime</w:t>
-      </w:r>
-      <w:proofErr w:type="spellEnd"/>
-      <w:r>
-        <w:rPr>
-          <w:rFonts w:cs="Times New Roman"/>
-          <w:szCs w:val="28"/>
-        </w:rPr>
-        <w:t xml:space="preserve"> (CLR), благодаря </w:t>
+        <w:t xml:space="preserve">Поддержка нескольких языков. Основой платформы является общеязыковая среда исполнения Common Language Runtime (CLR), благодаря </w:t>
       </w:r>
       <w:r>
         <w:rPr>
@@ -199,118 +135,22 @@
           <w:szCs w:val="28"/>
         </w:rPr>
         <w:lastRenderedPageBreak/>
-        <w:t xml:space="preserve">чему .NET поддерживает несколько языков: наряду с C# это также VB.NET, C++, F#, а также различные диалекты других языков, привязанные к .NET, например, Delphi.NET. При компиляции код на любом из этих языков компилируется в сборку на общем языке CIL (Common </w:t>
-      </w:r>
-      <w:proofErr w:type="spellStart"/>
-      <w:r>
-        <w:rPr>
-          <w:rFonts w:cs="Times New Roman"/>
-          <w:szCs w:val="28"/>
-        </w:rPr>
-        <w:t>Intermediate</w:t>
-      </w:r>
-      <w:proofErr w:type="spellEnd"/>
-      <w:r>
-        <w:rPr>
-          <w:rFonts w:cs="Times New Roman"/>
-          <w:szCs w:val="28"/>
-        </w:rPr>
-        <w:t xml:space="preserve"> Language) - своего рода ассемблер платформы .NET. Поэтому при определенных условиях мы можем сделать отдельные модули одного приложения на отдельных языках.</w:t>
-      </w:r>
-    </w:p>
-    <w:p>
-      <w:pPr>
-        <w:rPr>
-          <w:rFonts w:cs="Times New Roman"/>
-          <w:szCs w:val="28"/>
-        </w:rPr>
-      </w:pPr>
-      <w:r>
-        <w:rPr>
-          <w:rFonts w:cs="Times New Roman"/>
-          <w:szCs w:val="28"/>
-        </w:rPr>
-        <w:t xml:space="preserve">Кроссплатформенность. .NET является переносимой платформой (с некоторыми ограничениями). Например, последняя версия платформы на данный момент - .NET 8 поддерживается на большинстве современных ОС Windows, </w:t>
-      </w:r>
-      <w:proofErr w:type="spellStart"/>
-      <w:r>
-        <w:rPr>
-          <w:rFonts w:cs="Times New Roman"/>
-          <w:szCs w:val="28"/>
-        </w:rPr>
-        <w:t>MacOS</w:t>
-      </w:r>
-      <w:proofErr w:type="spellEnd"/>
-      <w:r>
-        <w:rPr>
-          <w:rFonts w:cs="Times New Roman"/>
-          <w:szCs w:val="28"/>
-        </w:rPr>
-        <w:t xml:space="preserve">, Linux. Используя различные технологии на платформе .NET, можно разрабатывать приложения на языке C# для самых разных платформ - Windows, </w:t>
-      </w:r>
-      <w:proofErr w:type="spellStart"/>
-      <w:r>
-        <w:rPr>
-          <w:rFonts w:cs="Times New Roman"/>
-          <w:szCs w:val="28"/>
-        </w:rPr>
-        <w:t>MacOS</w:t>
-      </w:r>
-      <w:proofErr w:type="spellEnd"/>
-      <w:r>
-        <w:rPr>
-          <w:rFonts w:cs="Times New Roman"/>
-          <w:szCs w:val="28"/>
-        </w:rPr>
-        <w:t xml:space="preserve">, Linux, </w:t>
-      </w:r>
-      <w:proofErr w:type="spellStart"/>
-      <w:r>
-        <w:rPr>
-          <w:rFonts w:cs="Times New Roman"/>
-          <w:szCs w:val="28"/>
-        </w:rPr>
-        <w:t>Android</w:t>
-      </w:r>
-      <w:proofErr w:type="spellEnd"/>
-      <w:r>
-        <w:rPr>
-          <w:rFonts w:cs="Times New Roman"/>
-          <w:szCs w:val="28"/>
-        </w:rPr>
-        <w:t xml:space="preserve">, </w:t>
-      </w:r>
-      <w:proofErr w:type="spellStart"/>
-      <w:r>
-        <w:rPr>
-          <w:rFonts w:cs="Times New Roman"/>
-          <w:szCs w:val="28"/>
-        </w:rPr>
-        <w:t>iOS</w:t>
-      </w:r>
-      <w:proofErr w:type="spellEnd"/>
-      <w:r>
-        <w:rPr>
-          <w:rFonts w:cs="Times New Roman"/>
-          <w:szCs w:val="28"/>
-        </w:rPr>
-        <w:t xml:space="preserve">, </w:t>
-      </w:r>
-      <w:proofErr w:type="spellStart"/>
-      <w:r>
-        <w:rPr>
-          <w:rFonts w:cs="Times New Roman"/>
-          <w:szCs w:val="28"/>
-        </w:rPr>
-        <w:t>Tizen</w:t>
-      </w:r>
-      <w:proofErr w:type="spellEnd"/>
-      <w:r>
-        <w:rPr>
-          <w:rFonts w:cs="Times New Roman"/>
-          <w:szCs w:val="28"/>
-        </w:rPr>
-        <w:t>.</w:t>
+        <w:t>чему .NET поддерживает несколько языков: наряду с C# это также VB.NET, C++, F#, а также различные диалекты других языков, привязанные к .NET, например, Delphi.NET. При компиляции код на любом из этих языков компилируется в сборку на общем языке CIL (Common Intermediate Language) - своего рода ассемблер платформы .NET. Поэтому при определенных условиях мы можем сделать отдельные модули одного приложения на отдельных языках.</w:t>
+      </w:r>
+    </w:p>
+    <w:p>
+      <w:pPr>
+        <w:rPr>
+          <w:rFonts w:cs="Times New Roman"/>
+          <w:szCs w:val="28"/>
+        </w:rPr>
+      </w:pPr>
+      <w:r>
+        <w:rPr>
+          <w:rFonts w:cs="Times New Roman"/>
+          <w:szCs w:val="28"/>
+        </w:rPr>
+        <w:t>Кроссплатформенность. .NET является переносимой платформой (с некоторыми ограничениями). Например, последняя версия платформы на данный момент - .NET 8 поддерживается на большинстве современных ОС Windows, MacOS, Linux. Используя различные технологии на платформе .NET, можно разрабатывать приложения на языке C# для самых разных платформ - Windows, MacOS, Linux, Android, iOS, Tizen.</w:t>
       </w:r>
     </w:p>
     <w:p>
@@ -340,118 +180,22 @@
           <w:rFonts w:cs="Times New Roman"/>
           <w:szCs w:val="28"/>
         </w:rPr>
-        <w:t xml:space="preserve">Разнообразие технологий. Общеязыковая среда исполнения CLR и базовая библиотека классов являются основой для целого стека технологий, которые разработчики могут задействовать при построении тех или иных приложений. Например, для работы с базами данных в этом стеке технологий предназначена технология ADO.NET и </w:t>
-      </w:r>
-      <w:proofErr w:type="spellStart"/>
-      <w:r>
-        <w:rPr>
-          <w:rFonts w:cs="Times New Roman"/>
-          <w:szCs w:val="28"/>
-        </w:rPr>
-        <w:t>Entity</w:t>
-      </w:r>
-      <w:proofErr w:type="spellEnd"/>
-      <w:r>
-        <w:rPr>
-          <w:rFonts w:cs="Times New Roman"/>
-          <w:szCs w:val="28"/>
-        </w:rPr>
-        <w:t xml:space="preserve"> Framework Core. Для построения графических приложений с богатым насыщенным интерфейсом - технология WPF и </w:t>
-      </w:r>
-      <w:proofErr w:type="spellStart"/>
-      <w:r>
-        <w:rPr>
-          <w:rFonts w:cs="Times New Roman"/>
-          <w:szCs w:val="28"/>
-        </w:rPr>
-        <w:t>WinUI</w:t>
-      </w:r>
-      <w:proofErr w:type="spellEnd"/>
-      <w:r>
-        <w:rPr>
-          <w:rFonts w:cs="Times New Roman"/>
-          <w:szCs w:val="28"/>
-        </w:rPr>
-        <w:t xml:space="preserve">, для создания более простых графических приложений - Windows </w:t>
-      </w:r>
-      <w:proofErr w:type="spellStart"/>
-      <w:r>
-        <w:rPr>
-          <w:rFonts w:cs="Times New Roman"/>
-          <w:szCs w:val="28"/>
-        </w:rPr>
-        <w:t>Forms</w:t>
-      </w:r>
-      <w:proofErr w:type="spellEnd"/>
-      <w:r>
-        <w:rPr>
-          <w:rFonts w:cs="Times New Roman"/>
-          <w:szCs w:val="28"/>
-        </w:rPr>
-        <w:t xml:space="preserve">. Для разработки кроссплатформенных мобильных и десктопных приложений - </w:t>
-      </w:r>
-      <w:proofErr w:type="spellStart"/>
-      <w:r>
-        <w:rPr>
-          <w:rFonts w:cs="Times New Roman"/>
-          <w:szCs w:val="28"/>
-        </w:rPr>
-        <w:t>Xamarin</w:t>
-      </w:r>
-      <w:proofErr w:type="spellEnd"/>
-      <w:r>
-        <w:rPr>
-          <w:rFonts w:cs="Times New Roman"/>
-          <w:szCs w:val="28"/>
-        </w:rPr>
-        <w:t>/MAUI. Для создания веб-сайтов и веб-приложений - ASP.NET и т.д.</w:t>
-      </w:r>
-    </w:p>
-    <w:p>
-      <w:pPr>
-        <w:rPr>
-          <w:rFonts w:cs="Times New Roman"/>
-          <w:szCs w:val="28"/>
-        </w:rPr>
-      </w:pPr>
-      <w:r>
-        <w:rPr>
-          <w:rFonts w:cs="Times New Roman"/>
-          <w:szCs w:val="28"/>
-        </w:rPr>
-        <w:t xml:space="preserve">К этому стоит добавить активной развивающийся и набирающий </w:t>
-      </w:r>
-      <w:proofErr w:type="spellStart"/>
-      <w:r>
-        <w:rPr>
-          <w:rFonts w:cs="Times New Roman"/>
-          <w:szCs w:val="28"/>
-        </w:rPr>
-        <w:t>популяность</w:t>
-      </w:r>
-      <w:proofErr w:type="spellEnd"/>
-      <w:r>
-        <w:rPr>
-          <w:rFonts w:cs="Times New Roman"/>
-          <w:szCs w:val="28"/>
-        </w:rPr>
-        <w:t xml:space="preserve"> </w:t>
-      </w:r>
-      <w:proofErr w:type="spellStart"/>
-      <w:r>
-        <w:rPr>
-          <w:rFonts w:cs="Times New Roman"/>
-          <w:szCs w:val="28"/>
-        </w:rPr>
-        <w:t>Blazor</w:t>
-      </w:r>
-      <w:proofErr w:type="spellEnd"/>
-      <w:r>
-        <w:rPr>
-          <w:rFonts w:cs="Times New Roman"/>
-          <w:szCs w:val="28"/>
-        </w:rPr>
-        <w:t xml:space="preserve"> - фреймворк, который работает поверх .NET и который позволяет создавать веб-приложения как на стороне сервера, так и на стороне </w:t>
+        <w:t>Разнообразие технологий. Общеязыковая среда исполнения CLR и базовая библиотека классов являются основой для целого стека технологий, которые разработчики могут задействовать при построении тех или иных приложений. Например, для работы с базами данных в этом стеке технологий предназначена технология ADO.NET и Entity Framework Core. Для построения графических приложений с богатым насыщенным интерфейсом - технология WPF и WinUI, для создания более простых графических приложений - Windows Forms. Для разработки кроссплатформенных мобильных и десктопных приложений - Xamarin/MAUI. Для создания веб-сайтов и веб-приложений - ASP.NET и т.д.</w:t>
+      </w:r>
+    </w:p>
+    <w:p>
+      <w:pPr>
+        <w:rPr>
+          <w:rFonts w:cs="Times New Roman"/>
+          <w:szCs w:val="28"/>
+        </w:rPr>
+      </w:pPr>
+      <w:r>
+        <w:rPr>
+          <w:rFonts w:cs="Times New Roman"/>
+          <w:szCs w:val="28"/>
+        </w:rPr>
+        <w:t xml:space="preserve">К этому стоит добавить активной развивающийся и набирающий популяность Blazor - фреймворк, который работает поверх .NET и который позволяет создавать веб-приложения как на стороне сервера, так и на стороне </w:t>
       </w:r>
       <w:r>
         <w:rPr>
@@ -519,54 +263,22 @@
           <w:rFonts w:cs="Times New Roman"/>
           <w:szCs w:val="28"/>
         </w:rPr>
-        <w:t xml:space="preserve">Стоит отметить, что .NET долгое время развивался </w:t>
-      </w:r>
-      <w:proofErr w:type="spellStart"/>
-      <w:r>
-        <w:rPr>
-          <w:rFonts w:cs="Times New Roman"/>
-          <w:szCs w:val="28"/>
-        </w:rPr>
-        <w:t>премущественно</w:t>
-      </w:r>
-      <w:proofErr w:type="spellEnd"/>
-      <w:r>
-        <w:rPr>
-          <w:rFonts w:cs="Times New Roman"/>
-          <w:szCs w:val="28"/>
-        </w:rPr>
-        <w:t xml:space="preserve"> как платформа для Windows под названием .NET Framework. В 2019 вышла последняя версия этой платформы - .NET Framework 4.8. Она больше не развивается</w:t>
-      </w:r>
-    </w:p>
-    <w:p>
-      <w:pPr>
-        <w:rPr>
-          <w:rFonts w:cs="Times New Roman"/>
-          <w:szCs w:val="28"/>
-        </w:rPr>
-      </w:pPr>
-      <w:r>
-        <w:rPr>
-          <w:rFonts w:cs="Times New Roman"/>
-          <w:szCs w:val="28"/>
-        </w:rPr>
-        <w:t xml:space="preserve">С 2014 Microsoft стал развивать альтернативную платформу - .NET Core, которая уже предназначалась для разных платформ и должна была вобрать в себя все возможности устаревшего .NET Framework и добавить новую функциональность. Затем Microsoft последовательно выпустил ряд версий этой платформы: .NET Core 1, .NET Core 2, .NET Core 3, .NET 5. И текущей версией является платформа .NET 8. Поэтому следует различать .NET Framework, который предназначен преимущественно для Windows, и </w:t>
-      </w:r>
-      <w:proofErr w:type="spellStart"/>
-      <w:r>
-        <w:rPr>
-          <w:rFonts w:cs="Times New Roman"/>
-          <w:szCs w:val="28"/>
-        </w:rPr>
-        <w:t>кросплатформенный</w:t>
-      </w:r>
-      <w:proofErr w:type="spellEnd"/>
-      <w:r>
-        <w:rPr>
-          <w:rFonts w:cs="Times New Roman"/>
-          <w:szCs w:val="28"/>
-        </w:rPr>
-        <w:t xml:space="preserve"> .NET 8. В данном </w:t>
+        <w:t>Стоит отметить, что .NET долгое время развивался премущественно как платформа для Windows под названием .NET Framework. В 2019 вышла последняя версия этой платформы - .NET Framework 4.8. Она больше не развивается</w:t>
+      </w:r>
+    </w:p>
+    <w:p>
+      <w:pPr>
+        <w:rPr>
+          <w:rFonts w:cs="Times New Roman"/>
+          <w:szCs w:val="28"/>
+        </w:rPr>
+      </w:pPr>
+      <w:r>
+        <w:rPr>
+          <w:rFonts w:cs="Times New Roman"/>
+          <w:szCs w:val="28"/>
+        </w:rPr>
+        <w:t xml:space="preserve">С 2014 Microsoft стал развивать альтернативную платформу - .NET Core, которая уже предназначалась для разных платформ и должна была вобрать в себя все возможности устаревшего .NET Framework и добавить новую функциональность. Затем Microsoft последовательно выпустил ряд версий этой платформы: .NET Core 1, .NET Core 2, .NET Core 3, .NET 5. И текущей версией является платформа .NET 8. Поэтому следует различать .NET Framework, который предназначен преимущественно для Windows, и кросплатформенный .NET 8. В данном </w:t>
       </w:r>
       <w:r>
         <w:rPr>
@@ -607,24 +319,28 @@
       <w:r>
         <w:rPr>
           <w:rFonts w:cs="Times New Roman"/>
-          <w:szCs w:val="28"/>
+          <w:b/>
+          <w:bCs/>
+          <w:szCs w:val="28"/>
+          <w:u w:val="single"/>
         </w:rPr>
         <w:t>Архитектура .NET</w:t>
       </w:r>
-    </w:p>
-    <w:p>
-      <w:pPr>
-        <w:rPr>
-          <w:rFonts w:cs="Times New Roman"/>
-          <w:szCs w:val="28"/>
-        </w:rPr>
-      </w:pPr>
-      <w:r>
-        <w:rPr>
-          <w:rFonts w:cs="Times New Roman"/>
-          <w:szCs w:val="28"/>
-        </w:rPr>
-        <w:t xml:space="preserve">Программы C# выполняются в .NET, виртуальной системе выполнения, вызывающей общеязыковую среду выполнения (CLR) и набор библиотек классов. Среда CLR — это реализация общеязыковой инфраструктуры языка (CLI), являющейся международным стандартом, от корпорации Майкрософт. </w:t>
+      <w:r>
+        <w:rPr>
+          <w:rFonts w:cs="Times New Roman"/>
+          <w:b/>
+          <w:bCs/>
+          <w:szCs w:val="28"/>
+        </w:rPr>
+        <w:t xml:space="preserve"> </w:t>
+      </w:r>
+      <w:r>
+        <w:rPr>
+          <w:rFonts w:cs="Times New Roman"/>
+          <w:szCs w:val="28"/>
+        </w:rPr>
+        <w:t xml:space="preserve">Программы C# выполняются в .NET, виртуальной системе выполнения, вызывающей общеязыковую среду выполнения (CLR) и набор библиотек классов. Среда CLR — это реализация общеязыковой инфраструктуры языка (CLI), являющейся международным стандартом, от корпорации Майкрософт. CLI является основой для создания сред выполнения </w:t>
       </w:r>
       <w:r>
         <w:rPr>
@@ -632,54 +348,22 @@
           <w:szCs w:val="28"/>
         </w:rPr>
         <w:lastRenderedPageBreak/>
-        <w:t>CLI является основой для создания сред выполнения и разработки, в которых языки и библиотеки прозрачно работают друг с другом.</w:t>
-      </w:r>
-    </w:p>
-    <w:p>
-      <w:pPr>
-        <w:rPr>
-          <w:rFonts w:cs="Times New Roman"/>
-          <w:szCs w:val="28"/>
-        </w:rPr>
-      </w:pPr>
-      <w:r>
-        <w:rPr>
-          <w:rFonts w:cs="Times New Roman"/>
-          <w:szCs w:val="28"/>
-        </w:rPr>
-        <w:t xml:space="preserve">Исходный код, написанный на языке </w:t>
-      </w:r>
-      <w:proofErr w:type="gramStart"/>
-      <w:r>
-        <w:rPr>
-          <w:rFonts w:cs="Times New Roman"/>
-          <w:szCs w:val="28"/>
-        </w:rPr>
-        <w:t>C#</w:t>
-      </w:r>
-      <w:proofErr w:type="gramEnd"/>
-      <w:r>
-        <w:rPr>
-          <w:rFonts w:cs="Times New Roman"/>
-          <w:szCs w:val="28"/>
-        </w:rPr>
-        <w:t xml:space="preserve"> компилируется в промежуточный язык (IL), который соответствует спецификациям CLI. Код на языке IL и ресурсы, в том числе растровые изображения и строки, сохраняются в сборке, обычно с расширением .</w:t>
-      </w:r>
-      <w:proofErr w:type="spellStart"/>
-      <w:r>
-        <w:rPr>
-          <w:rFonts w:cs="Times New Roman"/>
-          <w:szCs w:val="28"/>
-        </w:rPr>
-        <w:t>dll</w:t>
-      </w:r>
-      <w:proofErr w:type="spellEnd"/>
-      <w:r>
-        <w:rPr>
-          <w:rFonts w:cs="Times New Roman"/>
-          <w:szCs w:val="28"/>
-        </w:rPr>
-        <w:t>. Сборка содержит манифест с информацией о типах, версии, языке и региональных параметрах для этой сборки.</w:t>
+        <w:t>и разработки, в которых языки и библиотеки прозрачно работают друг с другом.</w:t>
+      </w:r>
+    </w:p>
+    <w:p>
+      <w:pPr>
+        <w:rPr>
+          <w:rFonts w:cs="Times New Roman"/>
+          <w:szCs w:val="28"/>
+        </w:rPr>
+      </w:pPr>
+      <w:r>
+        <w:rPr>
+          <w:rFonts w:cs="Times New Roman"/>
+          <w:szCs w:val="28"/>
+        </w:rPr>
+        <w:t>Исходный код, написанный на языке C# компилируется в промежуточный язык (IL), который соответствует спецификациям CLI. Код на языке IL и ресурсы, в том числе растровые изображения и строки, сохраняются в сборке, обычно с расширением .dll. Сборка содержит манифест с информацией о типах, версии, языке и региональных параметрах для этой сборки.</w:t>
       </w:r>
     </w:p>
     <w:p>
@@ -724,23 +408,7 @@
           <w:rFonts w:cs="Times New Roman"/>
           <w:szCs w:val="28"/>
         </w:rPr>
-        <w:t xml:space="preserve">В дополнение к службам времени выполнения .NET также включает расширенные библиотеки. Эти библиотеки поддерживают множество различных рабочих нагрузок. Они упорядочены по пространствам имен, которые предоставляют разные полезные возможности: от операций файлового ввода и вывода до управления строками и синтаксического анализа XML, от платформ веб-приложений до элементов управления Windows </w:t>
-      </w:r>
-      <w:proofErr w:type="spellStart"/>
-      <w:r>
-        <w:rPr>
-          <w:rFonts w:cs="Times New Roman"/>
-          <w:szCs w:val="28"/>
-        </w:rPr>
-        <w:t>Forms</w:t>
-      </w:r>
-      <w:proofErr w:type="spellEnd"/>
-      <w:r>
-        <w:rPr>
-          <w:rFonts w:cs="Times New Roman"/>
-          <w:szCs w:val="28"/>
-        </w:rPr>
-        <w:t xml:space="preserve">. </w:t>
+        <w:t xml:space="preserve">В дополнение к службам времени выполнения .NET также включает расширенные библиотеки. Эти библиотеки поддерживают множество различных рабочих нагрузок. Они упорядочены по пространствам имен, которые предоставляют разные полезные возможности: от операций файлового ввода и вывода до управления строками и синтаксического анализа XML, от платформ веб-приложений до элементов управления Windows Forms. </w:t>
       </w:r>
       <w:r>
         <w:rPr>
@@ -755,264 +423,68 @@
       <w:pPr>
         <w:pStyle w:val="1"/>
       </w:pPr>
-      <w:proofErr w:type="spellStart"/>
       <w:r>
         <w:t>Avalonia</w:t>
       </w:r>
-      <w:proofErr w:type="spellEnd"/>
-    </w:p>
-    <w:p>
-      <w:pPr>
-        <w:rPr>
-          <w:rFonts w:cs="Times New Roman"/>
-          <w:szCs w:val="28"/>
-        </w:rPr>
-      </w:pPr>
-      <w:proofErr w:type="spellStart"/>
-      <w:r>
-        <w:rPr>
-          <w:rFonts w:cs="Times New Roman"/>
-          <w:szCs w:val="28"/>
-        </w:rPr>
-        <w:t>Avalonia</w:t>
-      </w:r>
-      <w:proofErr w:type="spellEnd"/>
-      <w:r>
-        <w:rPr>
-          <w:rFonts w:cs="Times New Roman"/>
-          <w:szCs w:val="28"/>
-        </w:rPr>
-        <w:t xml:space="preserve"> </w:t>
-      </w:r>
-      <w:proofErr w:type="gramStart"/>
-      <w:r>
-        <w:rPr>
-          <w:rFonts w:cs="Times New Roman"/>
-          <w:szCs w:val="28"/>
-        </w:rPr>
-        <w:t>- это</w:t>
-      </w:r>
-      <w:proofErr w:type="gramEnd"/>
-      <w:r>
-        <w:rPr>
-          <w:rFonts w:cs="Times New Roman"/>
-          <w:szCs w:val="28"/>
-        </w:rPr>
-        <w:t xml:space="preserve"> мощный фреймворк, который позволяет разработчикам создавать кроссплатформенные приложения с использованием .NET. Для отрисовки элементов управления пользовательского интерфейса используется собственный движок рендеринга, обеспечивающий согласованный внешний вид и поведение на различных платформах, включая Windows, </w:t>
-      </w:r>
-      <w:proofErr w:type="spellStart"/>
-      <w:r>
-        <w:rPr>
-          <w:rFonts w:cs="Times New Roman"/>
-          <w:szCs w:val="28"/>
-        </w:rPr>
-        <w:t>macOS</w:t>
-      </w:r>
-      <w:proofErr w:type="spellEnd"/>
-      <w:r>
-        <w:rPr>
-          <w:rFonts w:cs="Times New Roman"/>
-          <w:szCs w:val="28"/>
-        </w:rPr>
-        <w:t xml:space="preserve">, Linux, </w:t>
-      </w:r>
-      <w:proofErr w:type="spellStart"/>
-      <w:r>
-        <w:rPr>
-          <w:rFonts w:cs="Times New Roman"/>
-          <w:szCs w:val="28"/>
-        </w:rPr>
-        <w:t>Android</w:t>
-      </w:r>
-      <w:proofErr w:type="spellEnd"/>
-      <w:r>
-        <w:rPr>
-          <w:rFonts w:cs="Times New Roman"/>
-          <w:szCs w:val="28"/>
-        </w:rPr>
-        <w:t xml:space="preserve">, </w:t>
-      </w:r>
-      <w:proofErr w:type="spellStart"/>
-      <w:r>
-        <w:rPr>
-          <w:rFonts w:cs="Times New Roman"/>
-          <w:szCs w:val="28"/>
-        </w:rPr>
-        <w:t>iOS</w:t>
-      </w:r>
-      <w:proofErr w:type="spellEnd"/>
-      <w:r>
-        <w:rPr>
-          <w:rFonts w:cs="Times New Roman"/>
-          <w:szCs w:val="28"/>
-        </w:rPr>
-        <w:t xml:space="preserve"> и </w:t>
-      </w:r>
-      <w:proofErr w:type="spellStart"/>
-      <w:r>
-        <w:rPr>
-          <w:rFonts w:cs="Times New Roman"/>
-          <w:szCs w:val="28"/>
-        </w:rPr>
-        <w:t>WebAssembly</w:t>
-      </w:r>
-      <w:proofErr w:type="spellEnd"/>
-      <w:r>
-        <w:rPr>
-          <w:rFonts w:cs="Times New Roman"/>
-          <w:szCs w:val="28"/>
-        </w:rPr>
-        <w:t>. Это означает, что разработчики могут делиться своим кодом пользовательского интерфейса и поддерживать единый внешний вид независимо от целевой платформы.</w:t>
-      </w:r>
-    </w:p>
-    <w:p>
-      <w:pPr>
-        <w:rPr>
-          <w:rFonts w:cs="Times New Roman"/>
-          <w:szCs w:val="28"/>
-        </w:rPr>
-      </w:pPr>
-      <w:r>
-        <w:rPr>
-          <w:rFonts w:cs="Times New Roman"/>
-          <w:szCs w:val="28"/>
-        </w:rPr>
-        <w:t xml:space="preserve">Приложения, созданные с помощью </w:t>
-      </w:r>
-      <w:proofErr w:type="spellStart"/>
-      <w:r>
-        <w:rPr>
-          <w:rFonts w:cs="Times New Roman"/>
-          <w:szCs w:val="28"/>
-        </w:rPr>
-        <w:t>Avalonia</w:t>
-      </w:r>
-      <w:proofErr w:type="spellEnd"/>
-      <w:r>
-        <w:rPr>
-          <w:rFonts w:cs="Times New Roman"/>
-          <w:szCs w:val="28"/>
-        </w:rPr>
-        <w:t xml:space="preserve">, написаны на C # или F #, что упрощает быстрое создание прототипов приложений, которые со временем могут превратиться в сложные системы. В отличие от других наборов инструментов, которые могут быть ограничены ограниченными API или низкой производительностью, приложения </w:t>
-      </w:r>
-      <w:proofErr w:type="spellStart"/>
-      <w:r>
-        <w:rPr>
-          <w:rFonts w:cs="Times New Roman"/>
-          <w:szCs w:val="28"/>
-        </w:rPr>
-        <w:t>Avalonia</w:t>
-      </w:r>
-      <w:proofErr w:type="spellEnd"/>
-      <w:r>
-        <w:rPr>
-          <w:rFonts w:cs="Times New Roman"/>
-          <w:szCs w:val="28"/>
-        </w:rPr>
-        <w:t xml:space="preserve"> обладают преимуществом полного доступа к возможностям платформы и обеспечивают невероятную производительность благодаря компонентному средству визуализации.</w:t>
-      </w:r>
-    </w:p>
-    <w:p>
-      <w:pPr>
-        <w:rPr>
-          <w:rFonts w:cs="Times New Roman"/>
-          <w:szCs w:val="28"/>
-        </w:rPr>
-      </w:pPr>
-      <w:r>
-        <w:rPr>
-          <w:rFonts w:cs="Times New Roman"/>
-          <w:szCs w:val="28"/>
-        </w:rPr>
-        <w:t xml:space="preserve">Поскольку приложения </w:t>
-      </w:r>
-      <w:proofErr w:type="spellStart"/>
-      <w:r>
-        <w:rPr>
-          <w:rFonts w:cs="Times New Roman"/>
-          <w:szCs w:val="28"/>
-        </w:rPr>
-        <w:t>Avalonia</w:t>
-      </w:r>
-      <w:proofErr w:type="spellEnd"/>
-      <w:r>
-        <w:rPr>
-          <w:rFonts w:cs="Times New Roman"/>
-          <w:szCs w:val="28"/>
-        </w:rPr>
-        <w:t xml:space="preserve"> являются кроссплатформенными, их архитектура аналогична другим традиционным кроссплатформенным приложениям. Наиболее распространенный подход заключается в создании основного проекта, в котором размещается общий код, а затем в разработке проектов для конкретной платформы, которые будут использовать этот общий код.</w:t>
-      </w:r>
-    </w:p>
-    <w:p>
-      <w:pPr>
-        <w:rPr>
-          <w:rFonts w:cs="Times New Roman"/>
-          <w:szCs w:val="28"/>
-        </w:rPr>
-      </w:pPr>
-      <w:proofErr w:type="spellStart"/>
-      <w:r>
-        <w:rPr>
-          <w:rFonts w:cs="Times New Roman"/>
-          <w:szCs w:val="28"/>
-        </w:rPr>
-        <w:t>Avalonia</w:t>
-      </w:r>
-      <w:proofErr w:type="spellEnd"/>
-      <w:r>
-        <w:rPr>
-          <w:rFonts w:cs="Times New Roman"/>
-          <w:szCs w:val="28"/>
-        </w:rPr>
-        <w:t xml:space="preserve"> предлагает два метода создания пользовательских интерфейсов. Первый заключается в использовании кода для создания представлений пользовательского интерфейса с использованием обширного API, предоставляемого </w:t>
-      </w:r>
-      <w:proofErr w:type="spellStart"/>
-      <w:r>
-        <w:rPr>
-          <w:rFonts w:cs="Times New Roman"/>
-          <w:szCs w:val="28"/>
-        </w:rPr>
-        <w:t>Avalonia</w:t>
-      </w:r>
-      <w:proofErr w:type="spellEnd"/>
-      <w:r>
-        <w:rPr>
-          <w:rFonts w:cs="Times New Roman"/>
-          <w:szCs w:val="28"/>
-        </w:rPr>
-        <w:t xml:space="preserve">. В качестве альтернативы разработчики могут использовать </w:t>
-      </w:r>
-      <w:proofErr w:type="spellStart"/>
-      <w:r>
-        <w:rPr>
-          <w:rFonts w:cs="Times New Roman"/>
-          <w:szCs w:val="28"/>
-        </w:rPr>
-        <w:t>Extensible</w:t>
-      </w:r>
-      <w:proofErr w:type="spellEnd"/>
-      <w:r>
-        <w:rPr>
-          <w:rFonts w:cs="Times New Roman"/>
-          <w:szCs w:val="28"/>
-        </w:rPr>
-        <w:t xml:space="preserve"> Application </w:t>
-      </w:r>
-      <w:proofErr w:type="spellStart"/>
-      <w:r>
-        <w:rPr>
-          <w:rFonts w:cs="Times New Roman"/>
-          <w:szCs w:val="28"/>
-        </w:rPr>
-        <w:t>Markup</w:t>
-      </w:r>
-      <w:proofErr w:type="spellEnd"/>
-      <w:r>
-        <w:rPr>
-          <w:rFonts w:cs="Times New Roman"/>
-          <w:szCs w:val="28"/>
-        </w:rPr>
-        <w:t xml:space="preserve"> Language (XAML), декларативный </w:t>
+    </w:p>
+    <w:p>
+      <w:pPr>
+        <w:rPr>
+          <w:rFonts w:cs="Times New Roman"/>
+          <w:szCs w:val="28"/>
+        </w:rPr>
+      </w:pPr>
+      <w:r>
+        <w:rPr>
+          <w:rFonts w:cs="Times New Roman"/>
+          <w:szCs w:val="28"/>
+        </w:rPr>
+        <w:t>Avalonia - это мощный фреймворк, который позволяет разработчикам создавать кроссплатформенные приложения с использованием .NET. Для отрисовки элементов управления пользовательского интерфейса используется собственный движок рендеринга, обеспечивающий согласованный внешний вид и поведение на различных платформах, включая Windows, macOS, Linux, Android, iOS и WebAssembly. Это означает, что разработчики могут делиться своим кодом пользовательского интерфейса и поддерживать единый внешний вид независимо от целевой платформы.</w:t>
+      </w:r>
+    </w:p>
+    <w:p>
+      <w:pPr>
+        <w:rPr>
+          <w:rFonts w:cs="Times New Roman"/>
+          <w:szCs w:val="28"/>
+        </w:rPr>
+      </w:pPr>
+      <w:r>
+        <w:rPr>
+          <w:rFonts w:cs="Times New Roman"/>
+          <w:szCs w:val="28"/>
+        </w:rPr>
+        <w:t>Приложения, созданные с помощью Avalonia, написаны на C # или F #, что упрощает быстрое создание прототипов приложений, которые со временем могут превратиться в сложные системы. В отличие от других наборов инструментов, которые могут быть ограничены ограниченными API или низкой производительностью, приложения Avalonia обладают преимуществом полного доступа к возможностям платформы и обеспечивают невероятную производительность благодаря компонентному средству визуализации.</w:t>
+      </w:r>
+    </w:p>
+    <w:p>
+      <w:pPr>
+        <w:rPr>
+          <w:rFonts w:cs="Times New Roman"/>
+          <w:szCs w:val="28"/>
+        </w:rPr>
+      </w:pPr>
+      <w:r>
+        <w:rPr>
+          <w:rFonts w:cs="Times New Roman"/>
+          <w:szCs w:val="28"/>
+        </w:rPr>
+        <w:t>Поскольку приложения Avalonia являются кроссплатформенными, их архитектура аналогична другим традиционным кроссплатформенным приложениям. Наиболее распространенный подход заключается в создании основного проекта, в котором размещается общий код, а затем в разработке проектов для конкретной платформы, которые будут использовать этот общий код.</w:t>
+      </w:r>
+    </w:p>
+    <w:p>
+      <w:pPr>
+        <w:rPr>
+          <w:rFonts w:cs="Times New Roman"/>
+          <w:szCs w:val="28"/>
+        </w:rPr>
+      </w:pPr>
+      <w:r>
+        <w:rPr>
+          <w:rFonts w:cs="Times New Roman"/>
+          <w:szCs w:val="28"/>
+        </w:rPr>
+        <w:t xml:space="preserve">Avalonia предлагает два метода создания пользовательских интерфейсов. Первый заключается в использовании кода для создания представлений пользовательского интерфейса с использованием обширного API, предоставляемого Avalonia. В качестве альтернативы разработчики могут использовать Extensible Application Markup Language (XAML), декларативный </w:t>
       </w:r>
       <w:r>
         <w:rPr>
@@ -1028,76 +500,22 @@
         <w:pStyle w:val="1"/>
       </w:pPr>
       <w:r>
-        <w:t>Архитектура приложений «</w:t>
-      </w:r>
-      <w:r>
-        <w:t>Клиент — сервер</w:t>
-      </w:r>
-      <w:r>
-        <w:t>»</w:t>
-      </w:r>
-    </w:p>
-    <w:p>
-      <w:pPr>
-        <w:rPr>
-          <w:rFonts w:cs="Times New Roman"/>
-          <w:szCs w:val="28"/>
-        </w:rPr>
-      </w:pPr>
-      <w:r>
-        <w:rPr>
-          <w:rFonts w:cs="Times New Roman"/>
-          <w:szCs w:val="28"/>
-        </w:rPr>
-        <w:t xml:space="preserve">«Клиент — сервер» (англ. </w:t>
-      </w:r>
-      <w:proofErr w:type="spellStart"/>
-      <w:r>
-        <w:rPr>
-          <w:rFonts w:cs="Times New Roman"/>
-          <w:szCs w:val="28"/>
-        </w:rPr>
-        <w:t>client</w:t>
-      </w:r>
-      <w:proofErr w:type="spellEnd"/>
-      <w:r>
-        <w:rPr>
-          <w:rFonts w:cs="Times New Roman"/>
-          <w:szCs w:val="28"/>
-        </w:rPr>
-        <w:t>–</w:t>
-      </w:r>
-      <w:proofErr w:type="spellStart"/>
-      <w:r>
-        <w:rPr>
-          <w:rFonts w:cs="Times New Roman"/>
-          <w:szCs w:val="28"/>
-        </w:rPr>
-        <w:t>server</w:t>
-      </w:r>
-      <w:proofErr w:type="spellEnd"/>
-      <w:r>
-        <w:rPr>
-          <w:rFonts w:cs="Times New Roman"/>
-          <w:szCs w:val="28"/>
-        </w:rPr>
-        <w:t xml:space="preserve">) — вычислительная или сетевая архитектура, в которой задания или сетевая нагрузка распределены между поставщиками услуг, называемыми серверами, и заказчиками услуг, называемыми клиентами. Фактически клиент и сервер — это программное обеспечение. Обычно программы расположены на разных вычислительных машинах и взаимодействуют между собой через вычислительную сеть посредством сетевых протоколов, но они могут быть расположены также и на одной машине. Программы-серверы ожидают от клиентских программ запросы и предоставляют им свои ресурсы в виде данных (например, передача файлов посредством HTTP, FTP, BitTorrent, потоковое мультимедиа или работа с базами данных) или в виде сервисных функций (например, работа с электронной почтой, общение посредством систем мгновенного обмена сообщениями или просмотр </w:t>
-      </w:r>
-      <w:proofErr w:type="spellStart"/>
-      <w:r>
-        <w:rPr>
-          <w:rFonts w:cs="Times New Roman"/>
-          <w:szCs w:val="28"/>
-        </w:rPr>
-        <w:t>web</w:t>
-      </w:r>
-      <w:proofErr w:type="spellEnd"/>
-      <w:r>
-        <w:rPr>
-          <w:rFonts w:cs="Times New Roman"/>
-          <w:szCs w:val="28"/>
-        </w:rPr>
-        <w:t>-страниц во всемирной паутине). Поскольку одна программа-сервер может выполнять запросы от множества программ-клиентов, её размещают на специально выделенной вычислительной машине, настроенной особым образом, как правило, совместно с другими программами-серверами, поэтому производительность этой машины должна быть высокой. Из-за особой роли такой машины в сети, специфики её оборудования и программного обеспечения, её также называют сервером, а машины, выполняющие клиентские программы, соответственно, клиентами.</w:t>
+        <w:t>Архитектура приложений «Клиент — сервер»</w:t>
+      </w:r>
+    </w:p>
+    <w:p>
+      <w:pPr>
+        <w:rPr>
+          <w:rFonts w:cs="Times New Roman"/>
+          <w:szCs w:val="28"/>
+        </w:rPr>
+      </w:pPr>
+      <w:r>
+        <w:rPr>
+          <w:rFonts w:cs="Times New Roman"/>
+          <w:szCs w:val="28"/>
+        </w:rPr>
+        <w:t>«Клиент — сервер» (англ. client–server) — вычислительная или сетевая архитектура, в которой задания или сетевая нагрузка распределены между поставщиками услуг, называемыми серверами, и заказчиками услуг, называемыми клиентами. Фактически клиент и сервер — это программное обеспечение. Обычно программы расположены на разных вычислительных машинах и взаимодействуют между собой через вычислительную сеть посредством сетевых протоколов, но они могут быть расположены также и на одной машине. Программы-серверы ожидают от клиентских программ запросы и предоставляют им свои ресурсы в виде данных (например, передача файлов посредством HTTP, FTP, BitTorrent, потоковое мультимедиа или работа с базами данных) или в виде сервисных функций (например, работа с электронной почтой, общение посредством систем мгновенного обмена сообщениями или просмотр web-страниц во всемирной паутине). Поскольку одна программа-сервер может выполнять запросы от множества программ-клиентов, её размещают на специально выделенной вычислительной машине, настроенной особым образом, как правило, совместно с другими программами-серверами, поэтому производительность этой машины должна быть высокой. Из-за особой роли такой машины в сети, специфики её оборудования и программного обеспечения, её также называют сервером, а машины, выполняющие клиентские программы, соответственно, клиентами.</w:t>
       </w:r>
     </w:p>
     <w:p>
@@ -1368,23 +786,7 @@
           <w:rFonts w:cs="Times New Roman"/>
           <w:szCs w:val="28"/>
         </w:rPr>
-        <w:t xml:space="preserve">Аббревиатура HTTP расшифровывается как </w:t>
-      </w:r>
-      <w:proofErr w:type="spellStart"/>
-      <w:r>
-        <w:rPr>
-          <w:rFonts w:cs="Times New Roman"/>
-          <w:szCs w:val="28"/>
-        </w:rPr>
-        <w:t>HyperText</w:t>
-      </w:r>
-      <w:proofErr w:type="spellEnd"/>
-      <w:r>
-        <w:rPr>
-          <w:rFonts w:cs="Times New Roman"/>
-          <w:szCs w:val="28"/>
-        </w:rPr>
-        <w:t xml:space="preserve"> Transfer Protocol, «протокол передачи гипертекста». В соответствии со спецификацией OSI, HTTP является протоколом прикладного (верхнего, 7-го) уровня. Актуальная </w:t>
+        <w:t xml:space="preserve">Аббревиатура HTTP расшифровывается как HyperText Transfer Protocol, «протокол передачи гипертекста». В соответствии со спецификацией OSI, HTTP является протоколом прикладного (верхнего, 7-го) уровня. Актуальная </w:t>
       </w:r>
       <w:r>
         <w:rPr>
@@ -1437,23 +839,7 @@
           <w:rFonts w:cs="Times New Roman"/>
           <w:szCs w:val="28"/>
         </w:rPr>
-        <w:t xml:space="preserve">Также HTTP часто используется как протокол передачи информации для других протоколов прикладного уровня, таких как SOAP, XML-RPC и </w:t>
-      </w:r>
-      <w:proofErr w:type="spellStart"/>
-      <w:r>
-        <w:rPr>
-          <w:rFonts w:cs="Times New Roman"/>
-          <w:szCs w:val="28"/>
-        </w:rPr>
-        <w:t>WebDAV</w:t>
-      </w:r>
-      <w:proofErr w:type="spellEnd"/>
-      <w:r>
-        <w:rPr>
-          <w:rFonts w:cs="Times New Roman"/>
-          <w:szCs w:val="28"/>
-        </w:rPr>
-        <w:t>. В таком случае говорят, что протокол HTTP используется как «транспорт».</w:t>
+        <w:t>Также HTTP часто используется как протокол передачи информации для других протоколов прикладного уровня, таких как SOAP, XML-RPC и WebDAV. В таком случае говорят, что протокол HTTP используется как «транспорт».</w:t>
       </w:r>
     </w:p>
     <w:p>
@@ -1647,15 +1033,7 @@
       </w:r>
       <w:r>
         <w:lastRenderedPageBreak/>
-        <w:t>называется «</w:t>
-      </w:r>
-      <w:proofErr w:type="spellStart"/>
-      <w:r>
-        <w:t>хешем</w:t>
-      </w:r>
-      <w:proofErr w:type="spellEnd"/>
-      <w:r>
-        <w:t>», «хеш-кодом», «хеш-суммой», «сводкой сообщения», «свёрткой».</w:t>
+        <w:t>называется «хешем», «хеш-кодом», «хеш-суммой», «сводкой сообщения», «свёрткой».</w:t>
       </w:r>
     </w:p>
     <w:p>
@@ -1815,31 +1193,7 @@
     </w:p>
     <w:p>
       <w:r>
-        <w:t xml:space="preserve">Выбор той или иной хеш-функции определяется спецификой решаемой задачи. Простейшим примером хеш-функции может служить «обрамление» данных циклическим избыточным кодом (англ. CRC, </w:t>
-      </w:r>
-      <w:proofErr w:type="spellStart"/>
-      <w:r>
-        <w:t>cyclic</w:t>
-      </w:r>
-      <w:proofErr w:type="spellEnd"/>
-      <w:r>
-        <w:t xml:space="preserve"> </w:t>
-      </w:r>
-      <w:proofErr w:type="spellStart"/>
-      <w:r>
-        <w:t>redundancy</w:t>
-      </w:r>
-      <w:proofErr w:type="spellEnd"/>
-      <w:r>
-        <w:t xml:space="preserve"> </w:t>
-      </w:r>
-      <w:proofErr w:type="spellStart"/>
-      <w:r>
-        <w:t>code</w:t>
-      </w:r>
-      <w:proofErr w:type="spellEnd"/>
-      <w:r>
-        <w:t>).</w:t>
+        <w:t>Выбор той или иной хеш-функции определяется спецификой решаемой задачи. Простейшим примером хеш-функции может служить «обрамление» данных циклическим избыточным кодом (англ. CRC, cyclic redundancy code).</w:t>
       </w:r>
     </w:p>
     <w:p>
@@ -1848,88 +1202,27 @@
       </w:pPr>
       <w:r>
         <w:lastRenderedPageBreak/>
-        <w:t xml:space="preserve">Аутентификация на основе </w:t>
-      </w:r>
-      <w:proofErr w:type="spellStart"/>
-      <w:r>
-        <w:t>Cookie</w:t>
-      </w:r>
-      <w:proofErr w:type="spellEnd"/>
-    </w:p>
-    <w:p>
-      <w:r>
-        <w:t xml:space="preserve">HTTP является протоколом без статических данных, что означает, что он не может различать два последовательных запроса, исходящих от одного и того же компьютера, сети или пользователя. Это было основной проблемой. Из-за этого пользователь не мог поддерживать свою сессию, </w:t>
-      </w:r>
-      <w:proofErr w:type="gramStart"/>
-      <w:r>
-        <w:t>и</w:t>
-      </w:r>
-      <w:proofErr w:type="gramEnd"/>
-      <w:r>
-        <w:t xml:space="preserve"> если бы мы продолжили в том же духе, интернет стал бы таким же, каким он был десять лет назад, состоящим только из кучи статичных </w:t>
-      </w:r>
-      <w:proofErr w:type="spellStart"/>
-      <w:r>
-        <w:t>html</w:t>
-      </w:r>
-      <w:proofErr w:type="spellEnd"/>
-      <w:r>
-        <w:t>-страниц. Никаких учетных записей пользователей, никакой настройки и т.д., а если и есть какие-то учетные записи, то для доступа к каждой странице нужно снова и снова входить в систему.</w:t>
-      </w:r>
-    </w:p>
-    <w:p>
-      <w:r>
-        <w:t xml:space="preserve">Чтобы решить эту проблему, HTTP нужно было сделать с сохранением состояния. Ответом стал файл </w:t>
-      </w:r>
-      <w:proofErr w:type="spellStart"/>
-      <w:r>
-        <w:t>cookie</w:t>
-      </w:r>
-      <w:proofErr w:type="spellEnd"/>
-      <w:r>
-        <w:t xml:space="preserve">. В отличие от </w:t>
-      </w:r>
-      <w:proofErr w:type="spellStart"/>
-      <w:r>
-        <w:t>cookie</w:t>
-      </w:r>
-      <w:proofErr w:type="spellEnd"/>
-      <w:r>
-        <w:t>, которые вы получаете, это небольшие файлы, создаваемые веб-сайтом, который вы посещаете. Они генерируются веб-приложениями и хранятся в вашем браузере в виде пар ключ-значение.</w:t>
-      </w:r>
-    </w:p>
-    <w:p>
-      <w:r>
-        <w:t xml:space="preserve">Аутентификация – это процесс обмена учетными данными для идентификации пользователя. При аутентификации на основе </w:t>
-      </w:r>
-      <w:proofErr w:type="spellStart"/>
-      <w:r>
-        <w:t>cookies</w:t>
-      </w:r>
-      <w:proofErr w:type="spellEnd"/>
-      <w:r>
-        <w:t xml:space="preserve"> уникальный идентификатор (файл </w:t>
-      </w:r>
-      <w:proofErr w:type="spellStart"/>
-      <w:r>
-        <w:t>cookie</w:t>
-      </w:r>
-      <w:proofErr w:type="spellEnd"/>
-      <w:r>
-        <w:t>) создается на стороне сервера и отправляется в браузер.</w:t>
-      </w:r>
-    </w:p>
-    <w:p>
-      <w:r>
-        <w:t xml:space="preserve">Когда вы входите в веб-приложение, браузер получает файл </w:t>
-      </w:r>
-      <w:proofErr w:type="spellStart"/>
-      <w:r>
-        <w:t>cookie</w:t>
-      </w:r>
-      <w:proofErr w:type="spellEnd"/>
-      <w:r>
-        <w:t xml:space="preserve"> с сервера, сохраняет его и отправляет с каждым последующим запросом, чтобы сервер мог убедиться, что запросы поступают от одного и того пользователя.</w:t>
+        <w:t>Аутентификация на основе Cookie</w:t>
+      </w:r>
+    </w:p>
+    <w:p>
+      <w:r>
+        <w:t>HTTP является протоколом без статических данных, что означает, что он не может различать два последовательных запроса, исходящих от одного и того же компьютера, сети или пользователя. Это было основной проблемой. Из-за этого пользователь не мог поддерживать свою сессию, и если бы мы продолжили в том же духе, интернет стал бы таким же, каким он был десять лет назад, состоящим только из кучи статичных html-страниц. Никаких учетных записей пользователей, никакой настройки и т.д., а если и есть какие-то учетные записи, то для доступа к каждой странице нужно снова и снова входить в систему.</w:t>
+      </w:r>
+    </w:p>
+    <w:p>
+      <w:r>
+        <w:t>Чтобы решить эту проблему, HTTP нужно было сделать с сохранением состояния. Ответом стал файл cookie. В отличие от cookie, которые вы получаете, это небольшие файлы, создаваемые веб-сайтом, который вы посещаете. Они генерируются веб-приложениями и хранятся в вашем браузере в виде пар ключ-значение.</w:t>
+      </w:r>
+    </w:p>
+    <w:p>
+      <w:r>
+        <w:t>Аутентификация – это процесс обмена учетными данными для идентификации пользователя. При аутентификации на основе cookies уникальный идентификатор (файл cookie) создается на стороне сервера и отправляется в браузер.</w:t>
+      </w:r>
+    </w:p>
+    <w:p>
+      <w:r>
+        <w:t>Когда вы входите в веб-приложение, браузер получает файл cookie с сервера, сохраняет его и отправляет с каждым последующим запросом, чтобы сервер мог убедиться, что запросы поступают от одного и того пользователя.</w:t>
       </w:r>
     </w:p>
     <w:p>
@@ -1951,52 +1244,12 @@
       </w:r>
       <w:r>
         <w:lastRenderedPageBreak/>
-        <w:t xml:space="preserve">поскольку ASP.NET работает поверх .NET. В то же время изначально ASP.NET была нацелена на работу исключительно в Windows на веб-сервере IIS (хотя благодаря проекту </w:t>
-      </w:r>
-      <w:proofErr w:type="spellStart"/>
-      <w:r>
-        <w:t>Mono</w:t>
-      </w:r>
-      <w:proofErr w:type="spellEnd"/>
-      <w:r>
-        <w:t xml:space="preserve"> приложения на ASP.NET можно было запускать и на Linux).</w:t>
-      </w:r>
-    </w:p>
-    <w:p>
-      <w:r>
-        <w:t xml:space="preserve">Однако 2014 год ознаменовал большие перемены, фактически революцию в развитии платформы: компания Microsoft взяла курс на развитии ASP.NET как кроссплатформенной технологии, которая развивается как </w:t>
-      </w:r>
-      <w:proofErr w:type="spellStart"/>
-      <w:r>
-        <w:t>opensource</w:t>
-      </w:r>
-      <w:proofErr w:type="spellEnd"/>
-      <w:r>
-        <w:t xml:space="preserve">-проект. Данное развитие платформы в дальнейшем получило название ASP.NET Core, </w:t>
-      </w:r>
-      <w:proofErr w:type="gramStart"/>
-      <w:r>
-        <w:t>собственно</w:t>
-      </w:r>
-      <w:proofErr w:type="gramEnd"/>
-      <w:r>
-        <w:t xml:space="preserve"> как ее официально </w:t>
-      </w:r>
-      <w:proofErr w:type="spellStart"/>
-      <w:r>
-        <w:t>именут</w:t>
-      </w:r>
-      <w:proofErr w:type="spellEnd"/>
-      <w:r>
-        <w:t xml:space="preserve"> Microsoft до сих пор. Первый релиз обновленной платформы увидел свет в июне 2016 года. Теперь она стала работать не только на Windows, но и на </w:t>
-      </w:r>
-      <w:proofErr w:type="spellStart"/>
-      <w:r>
-        <w:t>MacOS</w:t>
-      </w:r>
-      <w:proofErr w:type="spellEnd"/>
-      <w:r>
-        <w:t xml:space="preserve"> и Linux. Она стала более легковесной, модульной, ее стало проще конфигурировать, в общем, она стала больше отвечать требованиям текущего времени.</w:t>
+        <w:t>поскольку ASP.NET работает поверх .NET. В то же время изначально ASP.NET была нацелена на работу исключительно в Windows на веб-сервере IIS (хотя благодаря проекту Mono приложения на ASP.NET можно было запускать и на Linux).</w:t>
+      </w:r>
+    </w:p>
+    <w:p>
+      <w:r>
+        <w:t>Однако 2014 год ознаменовал большие перемены, фактически революцию в развитии платформы: компания Microsoft взяла курс на развитии ASP.NET как кроссплатформенной технологии, которая развивается как opensource-проект. Данное развитие платформы в дальнейшем получило название ASP.NET Core, собственно как ее официально именут Microsoft до сих пор. Первый релиз обновленной платформы увидел свет в июне 2016 года. Теперь она стала работать не только на Windows, но и на MacOS и Linux. Она стала более легковесной, модульной, ее стало проще конфигурировать, в общем, она стала больше отвечать требованиям текущего времени.</w:t>
       </w:r>
     </w:p>
     <w:p>
@@ -2006,23 +1259,7 @@
     </w:p>
     <w:p>
       <w:r>
-        <w:t xml:space="preserve">ASP.NET Core теперь полностью является </w:t>
-      </w:r>
-      <w:proofErr w:type="spellStart"/>
-      <w:r>
-        <w:t>opensource</w:t>
-      </w:r>
-      <w:proofErr w:type="spellEnd"/>
-      <w:r>
-        <w:t xml:space="preserve">-фреймворком. Все исходные файлы фреймворка доступны на </w:t>
-      </w:r>
-      <w:proofErr w:type="spellStart"/>
-      <w:r>
-        <w:t>github</w:t>
-      </w:r>
-      <w:proofErr w:type="spellEnd"/>
-      <w:r>
-        <w:t xml:space="preserve"> в репозитории https://github.com/dotnet/aspnetcore/.</w:t>
+        <w:t>ASP.NET Core теперь полностью является opensource-фреймворком. Все исходные файлы фреймворка доступны на github в репозитории https://github.com/dotnet/aspnetcore/.</w:t>
       </w:r>
     </w:p>
     <w:p>
@@ -2116,10 +1353,10 @@
         <w:t xml:space="preserve">Рисунок 1 - </w:t>
       </w:r>
       <w:r>
-        <w:t>архитектура платформы ASP.NET Core</w:t>
-      </w:r>
-      <w:r>
-        <w:t>.</w:t>
+        <w:t>А</w:t>
+      </w:r>
+      <w:r>
+        <w:t>рхитектура платформы ASP.NET Core</w:t>
       </w:r>
     </w:p>
     <w:p>
@@ -2130,97 +1367,17 @@
     </w:p>
     <w:p>
       <w:r>
-        <w:t xml:space="preserve">На самом верхнем уровне располагаются различные модели взаимодействия с пользователем. Это технологии построения пользовательского интерфейса и обработки ввода пользователя, как MVC, </w:t>
-      </w:r>
-      <w:proofErr w:type="spellStart"/>
-      <w:r>
-        <w:t>Razor</w:t>
-      </w:r>
-      <w:proofErr w:type="spellEnd"/>
-      <w:r>
-        <w:t xml:space="preserve"> </w:t>
-      </w:r>
-      <w:proofErr w:type="spellStart"/>
-      <w:r>
-        <w:t>Pages</w:t>
-      </w:r>
-      <w:proofErr w:type="spellEnd"/>
-      <w:r>
-        <w:t xml:space="preserve">, SPA (Single Page Application - одностраничные приложения с использованием </w:t>
-      </w:r>
-      <w:proofErr w:type="spellStart"/>
-      <w:r>
-        <w:t>Angular</w:t>
-      </w:r>
-      <w:proofErr w:type="spellEnd"/>
-      <w:r>
-        <w:t xml:space="preserve">, </w:t>
-      </w:r>
-      <w:proofErr w:type="spellStart"/>
-      <w:r>
-        <w:t>React</w:t>
-      </w:r>
-      <w:proofErr w:type="spellEnd"/>
-      <w:r>
-        <w:t xml:space="preserve">, </w:t>
-      </w:r>
-      <w:proofErr w:type="spellStart"/>
-      <w:r>
-        <w:t>Vue</w:t>
-      </w:r>
-      <w:proofErr w:type="spellEnd"/>
-      <w:r>
-        <w:t xml:space="preserve">) и </w:t>
-      </w:r>
-      <w:proofErr w:type="spellStart"/>
-      <w:r>
-        <w:t>Balzor</w:t>
-      </w:r>
-      <w:proofErr w:type="spellEnd"/>
-      <w:r>
-        <w:t xml:space="preserve">. Кроме того, это сервисы в виде встроенных HTTP API, библиотеки </w:t>
-      </w:r>
-      <w:proofErr w:type="spellStart"/>
-      <w:r>
-        <w:t>SignalR</w:t>
-      </w:r>
-      <w:proofErr w:type="spellEnd"/>
-      <w:r>
-        <w:t xml:space="preserve"> или сервисов GRPC.</w:t>
-      </w:r>
-    </w:p>
-    <w:p>
-      <w:r>
-        <w:t xml:space="preserve">Все эти технологии базируются и/или взаимодействуют с чистым ASP.NET Core, который представлен прежде всего различными встроенными компонентами </w:t>
-      </w:r>
-      <w:proofErr w:type="spellStart"/>
-      <w:r>
-        <w:t>middleware</w:t>
-      </w:r>
-      <w:proofErr w:type="spellEnd"/>
-      <w:r>
-        <w:t xml:space="preserve"> - компонентами, которые применяются для обработки запроса. Кроме того, технологии высшего уровня также взаимодействуют с различными расширениями, которые не являются непосредственной частью ASP.NET Core, как расширения для </w:t>
-      </w:r>
-      <w:proofErr w:type="spellStart"/>
-      <w:r>
-        <w:t>логгирования</w:t>
-      </w:r>
-      <w:proofErr w:type="spellEnd"/>
-      <w:r>
-        <w:t>, конфигурации и т.д.</w:t>
-      </w:r>
-    </w:p>
-    <w:p>
-      <w:r>
-        <w:t xml:space="preserve">И на самом нижнем уровне приложение ASP.NET Core работает в рамках некоторого веб-сервера, например, </w:t>
-      </w:r>
-      <w:proofErr w:type="spellStart"/>
-      <w:r>
-        <w:t>Kestrel</w:t>
-      </w:r>
-      <w:proofErr w:type="spellEnd"/>
-      <w:r>
-        <w:t>, IIS, библиотеки HTTP.sys.</w:t>
+        <w:t>На самом верхнем уровне располагаются различные модели взаимодействия с пользователем. Это технологии построения пользовательского интерфейса и обработки ввода пользователя, как MVC, Razor Pages, SPA (Single Page Application - одностраничные приложения с использованием Angular, React, Vue) и Balzor. Кроме того, это сервисы в виде встроенных HTTP API, библиотеки SignalR или сервисов GRPC.</w:t>
+      </w:r>
+    </w:p>
+    <w:p>
+      <w:r>
+        <w:t>Все эти технологии базируются и/или взаимодействуют с чистым ASP.NET Core, который представлен прежде всего различными встроенными компонентами middleware - компонентами, которые применяются для обработки запроса. Кроме того, технологии высшего уровня также взаимодействуют с различными расширениями, которые не являются непосредственной частью ASP.NET Core, как расширения для логгирования, конфигурации и т.д.</w:t>
+      </w:r>
+    </w:p>
+    <w:p>
+      <w:r>
+        <w:t>И на самом нижнем уровне приложение ASP.NET Core работает в рамках некоторого веб-сервера, например, Kestrel, IIS, библиотеки HTTP.sys.</w:t>
       </w:r>
     </w:p>
     <w:p/>
@@ -2250,28 +1407,12 @@
         <w:t>другое</w:t>
       </w:r>
       <w:r>
-        <w:t xml:space="preserve">. В ASP.NET Core 6 в фреймворк был добавлен так называемый </w:t>
-      </w:r>
-      <w:proofErr w:type="spellStart"/>
-      <w:r>
-        <w:t>Minimal</w:t>
-      </w:r>
-      <w:proofErr w:type="spellEnd"/>
-      <w:r>
-        <w:t xml:space="preserve"> API - минимизированная упрощенная модель, который еще упростила процесс разработки и написания кода приложения. Все остальные модели разработки работаю поверх базового функционала ASP.NET Core</w:t>
-      </w:r>
-    </w:p>
-    <w:p>
-      <w:r>
-        <w:t xml:space="preserve">ASP.NET Core MVC представляет в общем виде построения приложения вокруг трех основных компонентов - Model (модели), View (представления) и </w:t>
-      </w:r>
-      <w:proofErr w:type="spellStart"/>
-      <w:r>
-        <w:t>Controller</w:t>
-      </w:r>
-      <w:proofErr w:type="spellEnd"/>
-      <w:r>
-        <w:t xml:space="preserve"> (контроллеры), где модели отвечают за работу с данными, контроллеры представляют логику обработки запросов, а представления определяют визуальную составляющую.</w:t>
+        <w:t>. В ASP.NET Core 6 в фреймворк был добавлен так называемый Minimal API - минимизированная упрощенная модель, который еще упростила процесс разработки и написания кода приложения. Все остальные модели разработки работаю поверх базового функционала ASP.NET Core</w:t>
+      </w:r>
+    </w:p>
+    <w:p>
+      <w:r>
+        <w:t>ASP.NET Core MVC представляет в общем виде построения приложения вокруг трех основных компонентов - Model (модели), View (представления) и Controller (контроллеры), где модели отвечают за работу с данными, контроллеры представляют логику обработки запросов, а представления определяют визуальную составляющую.</w:t>
       </w:r>
     </w:p>
     <w:p>
@@ -2297,76 +1438,18 @@
       </w:r>
     </w:p>
     <w:p>
-      <w:proofErr w:type="spellStart"/>
-      <w:r>
-        <w:t>Razor</w:t>
-      </w:r>
-      <w:proofErr w:type="spellEnd"/>
-      <w:r>
-        <w:t xml:space="preserve"> </w:t>
-      </w:r>
-      <w:proofErr w:type="spellStart"/>
-      <w:r>
-        <w:t>Pages</w:t>
-      </w:r>
-      <w:proofErr w:type="spellEnd"/>
-      <w:r>
-        <w:t xml:space="preserve"> представляет модель, при котором за </w:t>
-      </w:r>
-      <w:proofErr w:type="spellStart"/>
-      <w:r>
-        <w:t>обаботку</w:t>
-      </w:r>
-      <w:proofErr w:type="spellEnd"/>
-      <w:r>
-        <w:t xml:space="preserve"> запроса отвечают специальные сущности - страницы </w:t>
-      </w:r>
-      <w:proofErr w:type="spellStart"/>
-      <w:r>
-        <w:t>Razor</w:t>
-      </w:r>
-      <w:proofErr w:type="spellEnd"/>
-      <w:r>
-        <w:t xml:space="preserve"> </w:t>
-      </w:r>
-      <w:proofErr w:type="spellStart"/>
-      <w:r>
-        <w:t>Pages</w:t>
-      </w:r>
-      <w:proofErr w:type="spellEnd"/>
-      <w:r>
-        <w:t>. Каждую отдельную такую сущность можно ассоциировать с отдельной веб-страницей.</w:t>
-      </w:r>
-    </w:p>
-    <w:p>
-      <w:r>
-        <w:t xml:space="preserve">ASP.NET Core Web API представляет реализацию паттерна REST, при котором для каждого типа </w:t>
-      </w:r>
-      <w:proofErr w:type="spellStart"/>
-      <w:r>
-        <w:t>http</w:t>
-      </w:r>
-      <w:proofErr w:type="spellEnd"/>
-      <w:r>
-        <w:t>-запроса (GET, POST, PUT, DELETE) предназначен отдельный ресурс. Подобные ресурсы определяются в виде методов контроллера Web API. Данная модель особенно подходит для одностраничных приложений, но не только.</w:t>
-      </w:r>
-    </w:p>
-    <w:p>
-      <w:proofErr w:type="spellStart"/>
-      <w:r>
-        <w:t>Blazor</w:t>
-      </w:r>
-      <w:proofErr w:type="spellEnd"/>
-      <w:r>
-        <w:t xml:space="preserve"> представляет фреймворк, который позволяет создавать интерактивные приложения как на стороне сервера, так и на стороне клиента и позволяет задействовать на уровне браузера низкоуровневый код </w:t>
-      </w:r>
-      <w:proofErr w:type="spellStart"/>
-      <w:r>
-        <w:t>WebAssembly</w:t>
-      </w:r>
-      <w:proofErr w:type="spellEnd"/>
-      <w:r>
-        <w:t>.</w:t>
+      <w:r>
+        <w:t>Razor Pages представляет модель, при котором за обаботку запроса отвечают специальные сущности - страницы Razor Pages. Каждую отдельную такую сущность можно ассоциировать с отдельной веб-страницей.</w:t>
+      </w:r>
+    </w:p>
+    <w:p>
+      <w:r>
+        <w:t>ASP.NET Core Web API представляет реализацию паттерна REST, при котором для каждого типа http-запроса (GET, POST, PUT, DELETE) предназначен отдельный ресурс. Подобные ресурсы определяются в виде методов контроллера Web API. Данная модель особенно подходит для одностраничных приложений, но не только.</w:t>
+      </w:r>
+    </w:p>
+    <w:p>
+      <w:r>
+        <w:t>Blazor представляет фреймворк, который позволяет создавать интерактивные приложения как на стороне сервера, так и на стороне клиента и позволяет задействовать на уровне браузера низкоуровневый код WebAssembly.</w:t>
       </w:r>
     </w:p>
     <w:p>
@@ -2387,55 +1470,18 @@
     </w:p>
     <w:p>
       <w:r>
-        <w:t xml:space="preserve">ASP.NET Core представляет </w:t>
-      </w:r>
-      <w:proofErr w:type="gramStart"/>
-      <w:r>
-        <w:t>кросс-платформенный</w:t>
-      </w:r>
-      <w:proofErr w:type="gramEnd"/>
-      <w:r>
-        <w:t xml:space="preserve"> фреймворк, приложения на котором могут быть развернуты на всех основных популярных операционных системах: Windows, Mac OS, Linux. И таким образом, с помощью ASP.NET Core мы можем как создавать </w:t>
-      </w:r>
-      <w:proofErr w:type="gramStart"/>
-      <w:r>
-        <w:t>кросс-платформенные</w:t>
-      </w:r>
-      <w:proofErr w:type="gramEnd"/>
-      <w:r>
-        <w:t xml:space="preserve"> приложения на Windows, на Linux и Mac OS, так и запускать на этих ОС.</w:t>
-      </w:r>
-    </w:p>
-    <w:p>
-      <w:r>
-        <w:t xml:space="preserve">Благодаря модульности фреймворка все необходимые компоненты веб-приложения могут загружаться как отдельные модули через пакетный менеджер </w:t>
-      </w:r>
-      <w:proofErr w:type="spellStart"/>
-      <w:r>
-        <w:t>Nuget</w:t>
-      </w:r>
-      <w:proofErr w:type="spellEnd"/>
-      <w:r>
-        <w:t>.</w:t>
-      </w:r>
-    </w:p>
-    <w:p>
-      <w:r>
-        <w:t xml:space="preserve">Поддержка работы с большинством распространенных систем баз данных: MS SQL Server, MySQL, </w:t>
-      </w:r>
-      <w:proofErr w:type="spellStart"/>
-      <w:r>
-        <w:t>Postgres</w:t>
-      </w:r>
-      <w:proofErr w:type="spellEnd"/>
-      <w:r>
-        <w:t xml:space="preserve">, </w:t>
-      </w:r>
-      <w:proofErr w:type="spellStart"/>
-      <w:r>
-        <w:t>MongoDB</w:t>
-      </w:r>
-      <w:proofErr w:type="spellEnd"/>
+        <w:t>ASP.NET Core представляет кросс-платформенный фреймворк, приложения на котором могут быть развернуты на всех основных популярных операционных системах: Windows, Mac OS, Linux. И таким образом, с помощью ASP.NET Core мы можем как создавать кросс-платформенные приложения на Windows, на Linux и Mac OS, так и запускать на этих ОС.</w:t>
+      </w:r>
+    </w:p>
+    <w:p>
+      <w:r>
+        <w:t>Благодаря модульности фреймворка все необходимые компоненты веб-приложения могут загружаться как отдельные модули через пакетный менеджер Nuget.</w:t>
+      </w:r>
+    </w:p>
+    <w:p>
+      <w:r>
+        <w:t>Поддержка работы с большинством распространенных систем баз данных: MS SQL Server, MySQL, Postgres, MongoDB</w:t>
+      </w:r>
     </w:p>
     <w:p>
       <w:r>
@@ -2449,36 +1495,12 @@
     </w:p>
     <w:p>
       <w:r>
-        <w:t xml:space="preserve">Также можно использовать для разработки среду </w:t>
-      </w:r>
-      <w:proofErr w:type="spellStart"/>
-      <w:r>
-        <w:t>Rider</w:t>
-      </w:r>
-      <w:proofErr w:type="spellEnd"/>
-      <w:r>
-        <w:t xml:space="preserve"> от компании </w:t>
-      </w:r>
-      <w:proofErr w:type="spellStart"/>
-      <w:r>
-        <w:t>JetBrains</w:t>
-      </w:r>
-      <w:proofErr w:type="spellEnd"/>
-      <w:r>
-        <w:t>.</w:t>
-      </w:r>
-    </w:p>
-    <w:p>
-      <w:r>
-        <w:t xml:space="preserve">Кроме того, имеющаяся оснастка .NET CLI позволяет </w:t>
-      </w:r>
-      <w:proofErr w:type="spellStart"/>
-      <w:r>
-        <w:t>созадвать</w:t>
-      </w:r>
-      <w:proofErr w:type="spellEnd"/>
-      <w:r>
-        <w:t xml:space="preserve"> и запускать проекты ASP.NET в консоли. И таким образом, для написания кода можно использовать обычных текстовый редактор, например, Visual Studio Code.</w:t>
+        <w:t>Также можно использовать для разработки среду Rider от компании JetBrains.</w:t>
+      </w:r>
+    </w:p>
+    <w:p>
+      <w:r>
+        <w:t>Кроме того, имеющаяся оснастка .NET CLI позволяет созадвать и запускать проекты ASP.NET в консоли. И таким образом, для написания кода можно использовать обычных текстовый редактор, например, Visual Studio Code.</w:t>
       </w:r>
     </w:p>
     <w:p>
@@ -2515,25 +1537,8 @@
           <w:sz w:val="28"/>
           <w:szCs w:val="28"/>
         </w:rPr>
-        <w:t xml:space="preserve">В инфраструктуре MVC контроллеры </w:t>
-      </w:r>
-      <w:proofErr w:type="gramStart"/>
-      <w:r>
-        <w:rPr>
-          <w:sz w:val="28"/>
-          <w:szCs w:val="28"/>
-        </w:rPr>
-        <w:t>- это</w:t>
-      </w:r>
-      <w:proofErr w:type="gramEnd"/>
-      <w:r>
-        <w:rPr>
-          <w:sz w:val="28"/>
-          <w:szCs w:val="28"/>
-        </w:rPr>
-        <w:t xml:space="preserve"> классы C#, обычно производные от класса </w:t>
-      </w:r>
-      <w:proofErr w:type="spellStart"/>
+        <w:t>В инфраструктуре MVC контроллеры - это классы C#, обычно производные от класса </w:t>
+      </w:r>
       <w:r>
         <w:rPr>
           <w:rStyle w:val="a9"/>
@@ -2543,45 +1548,12 @@
         </w:rPr>
         <w:t>System.Web.Mvc.Controller</w:t>
       </w:r>
-      <w:proofErr w:type="spellEnd"/>
-      <w:r>
-        <w:rPr>
-          <w:sz w:val="28"/>
-          <w:szCs w:val="28"/>
-        </w:rPr>
-        <w:t xml:space="preserve">. Каждый открытый метод в классе, производном от </w:t>
-      </w:r>
-      <w:proofErr w:type="spellStart"/>
-      <w:r>
-        <w:rPr>
-          <w:sz w:val="28"/>
-          <w:szCs w:val="28"/>
-        </w:rPr>
-        <w:t>Controller</w:t>
-      </w:r>
-      <w:proofErr w:type="spellEnd"/>
-      <w:r>
-        <w:rPr>
-          <w:sz w:val="28"/>
-          <w:szCs w:val="28"/>
-        </w:rPr>
-        <w:t xml:space="preserve">, является </w:t>
-      </w:r>
-      <w:proofErr w:type="gramStart"/>
-      <w:r>
-        <w:rPr>
-          <w:sz w:val="28"/>
-          <w:szCs w:val="28"/>
-        </w:rPr>
-        <w:t>методом действия</w:t>
-      </w:r>
-      <w:proofErr w:type="gramEnd"/>
-      <w:r>
-        <w:rPr>
-          <w:sz w:val="28"/>
-          <w:szCs w:val="28"/>
-        </w:rPr>
-        <w:t xml:space="preserve"> который посредством системы маршрутизации ASP.NET ассоциируется с конфигурируемым URL. Когда запрос отправляется по URL, связанному с методом действия, операторы в классе контроллера выполняются, чтобы провести некоторую операцию над моделью предметной области и затем выбрать представление для отображения клиенту.</w:t>
+      <w:r>
+        <w:rPr>
+          <w:sz w:val="28"/>
+          <w:szCs w:val="28"/>
+        </w:rPr>
+        <w:t>. Каждый открытый метод в классе, производном от Controller, является методом действия который посредством системы маршрутизации ASP.NET ассоциируется с конфигурируемым URL. Когда запрос отправляется по URL, связанному с методом действия, операторы в классе контроллера выполняются, чтобы провести некоторую операцию над моделью предметной области и затем выбрать представление для отображения клиенту.</w:t>
       </w:r>
     </w:p>
     <w:p>
@@ -2607,14 +1579,7 @@
           <w:sz w:val="28"/>
           <w:szCs w:val="28"/>
         </w:rPr>
-        <w:t>2</w:t>
-      </w:r>
-      <w:r>
-        <w:rPr>
-          <w:sz w:val="28"/>
-          <w:szCs w:val="28"/>
-        </w:rPr>
-        <w:t>.</w:t>
+        <w:t>2.</w:t>
       </w:r>
     </w:p>
     <w:p>
@@ -2712,21 +1677,7 @@
           <w:rFonts w:cs="Times New Roman"/>
           <w:szCs w:val="28"/>
         </w:rPr>
-        <w:t xml:space="preserve">Рисунок </w:t>
-      </w:r>
-      <w:r>
-        <w:rPr>
-          <w:rFonts w:cs="Times New Roman"/>
-          <w:szCs w:val="28"/>
-        </w:rPr>
-        <w:t>2</w:t>
-      </w:r>
-      <w:r>
-        <w:rPr>
-          <w:rFonts w:cs="Times New Roman"/>
-          <w:szCs w:val="28"/>
-        </w:rPr>
-        <w:t xml:space="preserve"> – Взаимодействие элементов </w:t>
+        <w:t xml:space="preserve">Рисунок 2 – Взаимодействие элементов </w:t>
       </w:r>
       <w:r>
         <w:rPr>
@@ -2735,13 +1686,6 @@
           <w:lang w:val="en-US"/>
         </w:rPr>
         <w:t>MVC</w:t>
-      </w:r>
-      <w:r>
-        <w:rPr>
-          <w:rFonts w:cs="Times New Roman"/>
-          <w:szCs w:val="28"/>
-        </w:rPr>
-        <w:t>.</w:t>
       </w:r>
     </w:p>
     <w:p>
@@ -2784,39 +1728,7 @@
           <w:sz w:val="28"/>
           <w:szCs w:val="28"/>
         </w:rPr>
-        <w:t xml:space="preserve"> - компонент, отвечающий за обработку представления с целью генерации ответа для браузера. В ранних версиях MVC применялся стандартный механизм визуализации ASP.NET, который обрабатывал ASPX-страницы с использованием модернизированной версии синтаксиса разметки Web </w:t>
-      </w:r>
-      <w:proofErr w:type="spellStart"/>
-      <w:r>
-        <w:rPr>
-          <w:sz w:val="28"/>
-          <w:szCs w:val="28"/>
-        </w:rPr>
-        <w:t>Forms</w:t>
-      </w:r>
-      <w:proofErr w:type="spellEnd"/>
-      <w:r>
-        <w:rPr>
-          <w:sz w:val="28"/>
-          <w:szCs w:val="28"/>
-        </w:rPr>
-        <w:t xml:space="preserve">. В MVC 3 появился механизм визуализации </w:t>
-      </w:r>
-      <w:proofErr w:type="spellStart"/>
-      <w:r>
-        <w:rPr>
-          <w:sz w:val="28"/>
-          <w:szCs w:val="28"/>
-        </w:rPr>
-        <w:t>Razor</w:t>
-      </w:r>
-      <w:proofErr w:type="spellEnd"/>
-      <w:r>
-        <w:rPr>
-          <w:sz w:val="28"/>
-          <w:szCs w:val="28"/>
-        </w:rPr>
-        <w:t>, усовершенствованный в версии MVC 4 (и оставшийся неизменным в версии MVC 5), в котором применяется совершенно другой синтаксис.</w:t>
+        <w:t> - компонент, отвечающий за обработку представления с целью генерации ответа для браузера. В ранних версиях MVC применялся стандартный механизм визуализации ASP.NET, который обрабатывал ASPX-страницы с использованием модернизированной версии синтаксиса разметки Web Forms. В MVC 3 появился механизм визуализации Razor, усовершенствованный в версии MVC 4 (и оставшийся неизменным в версии MVC 5), в котором применяется совершенно другой синтаксис.</w:t>
       </w:r>
     </w:p>
     <w:p>
@@ -2835,39 +1747,7 @@
           <w:sz w:val="28"/>
           <w:szCs w:val="28"/>
         </w:rPr>
-        <w:t xml:space="preserve">Среда Visual Studio обеспечивает поддержку средства </w:t>
-      </w:r>
-      <w:proofErr w:type="spellStart"/>
-      <w:r>
-        <w:rPr>
-          <w:sz w:val="28"/>
-          <w:szCs w:val="28"/>
-        </w:rPr>
-        <w:t>IntelliSense</w:t>
-      </w:r>
-      <w:proofErr w:type="spellEnd"/>
-      <w:r>
-        <w:rPr>
-          <w:sz w:val="28"/>
-          <w:szCs w:val="28"/>
-        </w:rPr>
-        <w:t xml:space="preserve"> для механизма </w:t>
-      </w:r>
-      <w:proofErr w:type="spellStart"/>
-      <w:r>
-        <w:rPr>
-          <w:sz w:val="28"/>
-          <w:szCs w:val="28"/>
-        </w:rPr>
-        <w:t>Razor</w:t>
-      </w:r>
-      <w:proofErr w:type="spellEnd"/>
-      <w:r>
-        <w:rPr>
-          <w:sz w:val="28"/>
-          <w:szCs w:val="28"/>
-        </w:rPr>
-        <w:t>, упрощая внедрение и ответ на данные представления, передаваемые контроллером.</w:t>
+        <w:t>Среда Visual Studio обеспечивает поддержку средства IntelliSense для механизма Razor, упрощая внедрение и ответ на данные представления, передаваемые контроллером.</w:t>
       </w:r>
     </w:p>
     <w:p>
@@ -2957,39 +1837,7 @@
           <w:sz w:val="28"/>
           <w:szCs w:val="28"/>
         </w:rPr>
-        <w:t xml:space="preserve">. Большинству программистов на том или ином этапе своей профессиональной деятельности приходилось создавать приложение с интеллектуальным пользовательским интерфейсом. Если вы использовали Windows </w:t>
-      </w:r>
-      <w:proofErr w:type="spellStart"/>
-      <w:r>
-        <w:rPr>
-          <w:sz w:val="28"/>
-          <w:szCs w:val="28"/>
-        </w:rPr>
-        <w:t>Forms</w:t>
-      </w:r>
-      <w:proofErr w:type="spellEnd"/>
-      <w:r>
-        <w:rPr>
-          <w:sz w:val="28"/>
-          <w:szCs w:val="28"/>
-        </w:rPr>
-        <w:t xml:space="preserve">, WPF или ASP.NET Web </w:t>
-      </w:r>
-      <w:proofErr w:type="spellStart"/>
-      <w:r>
-        <w:rPr>
-          <w:sz w:val="28"/>
-          <w:szCs w:val="28"/>
-        </w:rPr>
-        <w:t>Forms</w:t>
-      </w:r>
-      <w:proofErr w:type="spellEnd"/>
-      <w:r>
-        <w:rPr>
-          <w:sz w:val="28"/>
-          <w:szCs w:val="28"/>
-        </w:rPr>
-        <w:t>, то сказанное относится и к вам.</w:t>
+        <w:t>. Большинству программистов на том или ином этапе своей профессиональной деятельности приходилось создавать приложение с интеллектуальным пользовательским интерфейсом. Если вы использовали Windows Forms, WPF или ASP.NET Web Forms, то сказанное относится и к вам.</w:t>
       </w:r>
     </w:p>
     <w:p>
@@ -3158,21 +2006,7 @@
           <w:rFonts w:cs="Times New Roman"/>
           <w:szCs w:val="28"/>
         </w:rPr>
-        <w:t xml:space="preserve">Рисунок </w:t>
-      </w:r>
-      <w:r>
-        <w:rPr>
-          <w:rFonts w:cs="Times New Roman"/>
-          <w:szCs w:val="28"/>
-        </w:rPr>
-        <w:t>3</w:t>
-      </w:r>
-      <w:r>
-        <w:rPr>
-          <w:rFonts w:cs="Times New Roman"/>
-          <w:szCs w:val="28"/>
-        </w:rPr>
-        <w:t xml:space="preserve"> – Монолитное приложение.</w:t>
+        <w:t>Рисунок 3 – Монолитное приложение.</w:t>
       </w:r>
     </w:p>
     <w:p>
@@ -3284,23 +2118,7 @@
           <w:sz w:val="28"/>
           <w:szCs w:val="28"/>
         </w:rPr>
-        <w:t xml:space="preserve">В мире MVC интеллектуальный пользовательский интерфейс часто называют </w:t>
-      </w:r>
-      <w:proofErr w:type="spellStart"/>
-      <w:r>
-        <w:rPr>
-          <w:sz w:val="28"/>
-          <w:szCs w:val="28"/>
-        </w:rPr>
-        <w:t>антишаблоном</w:t>
-      </w:r>
-      <w:proofErr w:type="spellEnd"/>
-      <w:r>
-        <w:rPr>
-          <w:sz w:val="28"/>
-          <w:szCs w:val="28"/>
-        </w:rPr>
-        <w:t xml:space="preserve"> - т.е. чем-то таким, чего следует избегать любой ценой. Эта антипатия возникает (по крайней мере, частично) из-за того, что к инфраструктуре MVC обращаются в поисках альтернативы после множества не слишком успешных попыток разработки и сопровождения приложений с интеллектуальным пользовательским интерфейсом.</w:t>
+        <w:t>В мире MVC интеллектуальный пользовательский интерфейс часто называют антишаблоном - т.е. чем-то таким, чего следует избегать любой ценой. Эта антипатия возникает (по крайней мере, частично) из-за того, что к инфраструктуре MVC обращаются в поисках альтернативы после множества не слишком успешных попыток разработки и сопровождения приложений с интеллектуальным пользовательским интерфейсом.</w:t>
       </w:r>
     </w:p>
     <w:p>
@@ -3418,14 +2236,7 @@
           <w:sz w:val="28"/>
           <w:szCs w:val="28"/>
         </w:rPr>
-        <w:t>4</w:t>
-      </w:r>
-      <w:r>
-        <w:rPr>
-          <w:sz w:val="28"/>
-          <w:szCs w:val="28"/>
-        </w:rPr>
-        <w:t>.</w:t>
+        <w:t>4.</w:t>
       </w:r>
     </w:p>
     <w:p>
@@ -3524,21 +2335,7 @@
           <w:rFonts w:cs="Times New Roman"/>
           <w:szCs w:val="28"/>
         </w:rPr>
-        <w:t xml:space="preserve">Рисунок </w:t>
-      </w:r>
-      <w:r>
-        <w:rPr>
-          <w:rFonts w:cs="Times New Roman"/>
-          <w:szCs w:val="28"/>
-        </w:rPr>
-        <w:t>4</w:t>
-      </w:r>
-      <w:r>
-        <w:rPr>
-          <w:rFonts w:cs="Times New Roman"/>
-          <w:szCs w:val="28"/>
-        </w:rPr>
-        <w:t xml:space="preserve"> – Модель-Представление.</w:t>
+        <w:t>Рисунок 4 – Модель-Представление.</w:t>
       </w:r>
     </w:p>
     <w:p>
@@ -3630,67 +2427,7 @@
           <w:sz w:val="28"/>
           <w:szCs w:val="28"/>
         </w:rPr>
-        <w:t>уровнем доступа к данным (</w:t>
-      </w:r>
-      <w:proofErr w:type="spellStart"/>
-      <w:r>
-        <w:rPr>
-          <w:rStyle w:val="a9"/>
-          <w:rFonts w:eastAsiaTheme="majorEastAsia"/>
-          <w:sz w:val="28"/>
-          <w:szCs w:val="28"/>
-        </w:rPr>
-        <w:t>data</w:t>
-      </w:r>
-      <w:proofErr w:type="spellEnd"/>
-      <w:r>
-        <w:rPr>
-          <w:rStyle w:val="a9"/>
-          <w:rFonts w:eastAsiaTheme="majorEastAsia"/>
-          <w:sz w:val="28"/>
-          <w:szCs w:val="28"/>
-        </w:rPr>
-        <w:t xml:space="preserve"> </w:t>
-      </w:r>
-      <w:proofErr w:type="spellStart"/>
-      <w:r>
-        <w:rPr>
-          <w:rStyle w:val="a9"/>
-          <w:rFonts w:eastAsiaTheme="majorEastAsia"/>
-          <w:sz w:val="28"/>
-          <w:szCs w:val="28"/>
-        </w:rPr>
-        <w:t>access</w:t>
-      </w:r>
-      <w:proofErr w:type="spellEnd"/>
-      <w:r>
-        <w:rPr>
-          <w:rStyle w:val="a9"/>
-          <w:rFonts w:eastAsiaTheme="majorEastAsia"/>
-          <w:sz w:val="28"/>
-          <w:szCs w:val="28"/>
-        </w:rPr>
-        <w:t xml:space="preserve"> </w:t>
-      </w:r>
-      <w:proofErr w:type="spellStart"/>
-      <w:r>
-        <w:rPr>
-          <w:rStyle w:val="a9"/>
-          <w:rFonts w:eastAsiaTheme="majorEastAsia"/>
-          <w:sz w:val="28"/>
-          <w:szCs w:val="28"/>
-        </w:rPr>
-        <w:t>layer</w:t>
-      </w:r>
-      <w:proofErr w:type="spellEnd"/>
-      <w:r>
-        <w:rPr>
-          <w:rStyle w:val="a9"/>
-          <w:rFonts w:eastAsiaTheme="majorEastAsia"/>
-          <w:sz w:val="28"/>
-          <w:szCs w:val="28"/>
-        </w:rPr>
-        <w:t xml:space="preserve"> - DAL)</w:t>
+        <w:t>уровнем доступа к данным (data access layer - DAL)</w:t>
       </w:r>
       <w:r>
         <w:rPr>
@@ -3704,14 +2441,7 @@
           <w:sz w:val="28"/>
           <w:szCs w:val="28"/>
         </w:rPr>
-        <w:t>5</w:t>
-      </w:r>
-      <w:r>
-        <w:rPr>
-          <w:sz w:val="28"/>
-          <w:szCs w:val="28"/>
-        </w:rPr>
-        <w:t>.</w:t>
+        <w:t>5.</w:t>
       </w:r>
     </w:p>
     <w:p>
@@ -3811,21 +2541,7 @@
           <w:rFonts w:cs="Times New Roman"/>
           <w:szCs w:val="28"/>
         </w:rPr>
-        <w:t xml:space="preserve">Рисунок </w:t>
-      </w:r>
-      <w:r>
-        <w:rPr>
-          <w:rFonts w:cs="Times New Roman"/>
-          <w:szCs w:val="28"/>
-        </w:rPr>
-        <w:t>5</w:t>
-      </w:r>
-      <w:r>
-        <w:rPr>
-          <w:rFonts w:cs="Times New Roman"/>
-          <w:szCs w:val="28"/>
-        </w:rPr>
-        <w:t xml:space="preserve"> - </w:t>
+        <w:t xml:space="preserve">Рисунок 5 - </w:t>
       </w:r>
       <w:r>
         <w:t>Классическая трехуровневая архитектура</w:t>
@@ -3883,39 +2599,7 @@
           <w:sz w:val="28"/>
           <w:szCs w:val="28"/>
         </w:rPr>
-        <w:t xml:space="preserve">Кроме того, ценой некоторых усилий уровень DAL может быть создан так, чтобы модульное тестирование проводилось сравнительно просто. Можно заметить очевидное сходство между классическим трехуровневым приложением и архитектурой MVC. Различие состоит в том, </w:t>
-      </w:r>
-      <w:proofErr w:type="gramStart"/>
-      <w:r>
-        <w:rPr>
-          <w:sz w:val="28"/>
-          <w:szCs w:val="28"/>
-        </w:rPr>
-        <w:t>что</w:t>
-      </w:r>
-      <w:proofErr w:type="gramEnd"/>
-      <w:r>
-        <w:rPr>
-          <w:sz w:val="28"/>
-          <w:szCs w:val="28"/>
-        </w:rPr>
-        <w:t xml:space="preserve"> когда уровень пользовательского интерфейса непосредственно связан с инфраструктурой графического пользовательского интерфейса типа "щелчок-событие" (такой как WPF или ASP.NET Web </w:t>
-      </w:r>
-      <w:proofErr w:type="spellStart"/>
-      <w:r>
-        <w:rPr>
-          <w:sz w:val="28"/>
-          <w:szCs w:val="28"/>
-        </w:rPr>
-        <w:t>Forms</w:t>
-      </w:r>
-      <w:proofErr w:type="spellEnd"/>
-      <w:r>
-        <w:rPr>
-          <w:sz w:val="28"/>
-          <w:szCs w:val="28"/>
-        </w:rPr>
-        <w:t>), выполнение автоматизированных модульных тестов становится практически невозможным. А поскольку часть пользовательского интерфейса трехуровневого приложения может быть сложной, останется много кода, не поддающегося серьезному тестированию.</w:t>
+        <w:t>Кроме того, ценой некоторых усилий уровень DAL может быть создан так, чтобы модульное тестирование проводилось сравнительно просто. Можно заметить очевидное сходство между классическим трехуровневым приложением и архитектурой MVC. Различие состоит в том, что когда уровень пользовательского интерфейса непосредственно связан с инфраструктурой графического пользовательского интерфейса типа "щелчок-событие" (такой как WPF или ASP.NET Web Forms), выполнение автоматизированных модульных тестов становится практически невозможным. А поскольку часть пользовательского интерфейса трехуровневого приложения может быть сложной, останется много кода, не поддающегося серьезному тестированию.</w:t>
       </w:r>
     </w:p>
     <w:p>
@@ -4015,39 +2699,7 @@
           <w:sz w:val="28"/>
           <w:szCs w:val="28"/>
         </w:rPr>
-        <w:t xml:space="preserve">Понять этот подход поможет простой пример. Если бы мы создавали компонент по имени </w:t>
-      </w:r>
-      <w:proofErr w:type="spellStart"/>
-      <w:r>
-        <w:rPr>
-          <w:sz w:val="28"/>
-          <w:szCs w:val="28"/>
-        </w:rPr>
-        <w:t>MyEmailSender</w:t>
-      </w:r>
-      <w:proofErr w:type="spellEnd"/>
-      <w:r>
-        <w:rPr>
-          <w:sz w:val="28"/>
-          <w:szCs w:val="28"/>
-        </w:rPr>
-        <w:t xml:space="preserve">, предназначенный для отправки сообщений электронной почты, то реализовали бы интерфейс под названием </w:t>
-      </w:r>
-      <w:proofErr w:type="spellStart"/>
-      <w:r>
-        <w:rPr>
-          <w:sz w:val="28"/>
-          <w:szCs w:val="28"/>
-        </w:rPr>
-        <w:t>IEmailSender</w:t>
-      </w:r>
-      <w:proofErr w:type="spellEnd"/>
-      <w:r>
-        <w:rPr>
-          <w:sz w:val="28"/>
-          <w:szCs w:val="28"/>
-        </w:rPr>
-        <w:t>, в котором определены все открытые функции, необходимые для отправки электронной почты.</w:t>
+        <w:t>Понять этот подход поможет простой пример. Если бы мы создавали компонент по имени MyEmailSender, предназначенный для отправки сообщений электронной почты, то реализовали бы интерфейс под названием IEmailSender, в котором определены все открытые функции, необходимые для отправки электронной почты.</w:t>
       </w:r>
     </w:p>
     <w:p>
@@ -4066,23 +2718,7 @@
           <w:sz w:val="28"/>
           <w:szCs w:val="28"/>
         </w:rPr>
-        <w:t xml:space="preserve">Тогда любой другой компонент приложения, которому требуется отправить сообщение электронной почты - например, вспомогательный класс сброса пароля </w:t>
-      </w:r>
-      <w:proofErr w:type="spellStart"/>
-      <w:r>
-        <w:rPr>
-          <w:sz w:val="28"/>
-          <w:szCs w:val="28"/>
-        </w:rPr>
-        <w:t>PasswordResetHelper</w:t>
-      </w:r>
-      <w:proofErr w:type="spellEnd"/>
-      <w:r>
-        <w:rPr>
-          <w:sz w:val="28"/>
-          <w:szCs w:val="28"/>
-        </w:rPr>
-        <w:t xml:space="preserve"> - может отправить сообщение, обращаясь только к методам этого интерфейса. Как видно на </w:t>
+        <w:t xml:space="preserve">Тогда любой другой компонент приложения, которому требуется отправить сообщение электронной почты - например, вспомогательный класс сброса пароля PasswordResetHelper - может отправить сообщение, обращаясь только к методам этого интерфейса. Как видно на </w:t>
       </w:r>
       <w:r>
         <w:rPr>
@@ -4110,39 +2746,7 @@
           <w:sz w:val="28"/>
           <w:szCs w:val="28"/>
         </w:rPr>
-        <w:t xml:space="preserve">, никакой прямой зависимости между </w:t>
-      </w:r>
-      <w:proofErr w:type="spellStart"/>
-      <w:r>
-        <w:rPr>
-          <w:sz w:val="28"/>
-          <w:szCs w:val="28"/>
-        </w:rPr>
-        <w:t>PasswordResetHelper</w:t>
-      </w:r>
-      <w:proofErr w:type="spellEnd"/>
-      <w:r>
-        <w:rPr>
-          <w:sz w:val="28"/>
-          <w:szCs w:val="28"/>
-        </w:rPr>
-        <w:t xml:space="preserve"> и </w:t>
-      </w:r>
-      <w:proofErr w:type="spellStart"/>
-      <w:r>
-        <w:rPr>
-          <w:sz w:val="28"/>
-          <w:szCs w:val="28"/>
-        </w:rPr>
-        <w:t>MyEmailSender</w:t>
-      </w:r>
-      <w:proofErr w:type="spellEnd"/>
-      <w:r>
-        <w:rPr>
-          <w:sz w:val="28"/>
-          <w:szCs w:val="28"/>
-        </w:rPr>
-        <w:t xml:space="preserve"> не существует.</w:t>
+        <w:t>, никакой прямой зависимости между PasswordResetHelper и MyEmailSender не существует.</w:t>
       </w:r>
     </w:p>
     <w:p>
@@ -4242,21 +2846,7 @@
           <w:rFonts w:cs="Times New Roman"/>
           <w:szCs w:val="28"/>
         </w:rPr>
-        <w:t xml:space="preserve">Рисунок </w:t>
-      </w:r>
-      <w:r>
-        <w:rPr>
-          <w:rFonts w:cs="Times New Roman"/>
-          <w:szCs w:val="28"/>
-        </w:rPr>
-        <w:t>6</w:t>
-      </w:r>
-      <w:r>
-        <w:rPr>
-          <w:rFonts w:cs="Times New Roman"/>
-          <w:szCs w:val="28"/>
-        </w:rPr>
-        <w:t xml:space="preserve"> - </w:t>
+        <w:t xml:space="preserve">Рисунок 6 - </w:t>
       </w:r>
       <w:r>
         <w:t>Создание слабо связанных компонентов</w:t>
@@ -4298,87 +2888,7 @@
           <w:sz w:val="28"/>
           <w:szCs w:val="28"/>
         </w:rPr>
-        <w:t xml:space="preserve">За счет ввода интерфейса </w:t>
-      </w:r>
-      <w:proofErr w:type="spellStart"/>
-      <w:r>
-        <w:rPr>
-          <w:sz w:val="28"/>
-          <w:szCs w:val="28"/>
-        </w:rPr>
-        <w:t>IEmailSender</w:t>
-      </w:r>
-      <w:proofErr w:type="spellEnd"/>
-      <w:r>
-        <w:rPr>
-          <w:sz w:val="28"/>
-          <w:szCs w:val="28"/>
-        </w:rPr>
-        <w:t xml:space="preserve"> мы гарантируем отсутствие какой-либо прямой зависимости между </w:t>
-      </w:r>
-      <w:proofErr w:type="spellStart"/>
-      <w:r>
-        <w:rPr>
-          <w:sz w:val="28"/>
-          <w:szCs w:val="28"/>
-        </w:rPr>
-        <w:t>PasswordResetHelper</w:t>
-      </w:r>
-      <w:proofErr w:type="spellEnd"/>
-      <w:r>
-        <w:rPr>
-          <w:sz w:val="28"/>
-          <w:szCs w:val="28"/>
-        </w:rPr>
-        <w:t xml:space="preserve"> и </w:t>
-      </w:r>
-      <w:proofErr w:type="spellStart"/>
-      <w:r>
-        <w:rPr>
-          <w:sz w:val="28"/>
-          <w:szCs w:val="28"/>
-        </w:rPr>
-        <w:t>MyEmailSender</w:t>
-      </w:r>
-      <w:proofErr w:type="spellEnd"/>
-      <w:r>
-        <w:rPr>
-          <w:sz w:val="28"/>
-          <w:szCs w:val="28"/>
-        </w:rPr>
-        <w:t xml:space="preserve">. Компонент </w:t>
-      </w:r>
-      <w:proofErr w:type="spellStart"/>
-      <w:r>
-        <w:rPr>
-          <w:sz w:val="28"/>
-          <w:szCs w:val="28"/>
-        </w:rPr>
-        <w:t>MyEmailSender</w:t>
-      </w:r>
-      <w:proofErr w:type="spellEnd"/>
-      <w:r>
-        <w:rPr>
-          <w:sz w:val="28"/>
-          <w:szCs w:val="28"/>
-        </w:rPr>
-        <w:t xml:space="preserve"> можно было бы заменить другим поставщиком электронной почты или даже использовать имитированную реализацию в целях тестирования, не нуждаясь во внесении изменений в </w:t>
-      </w:r>
-      <w:proofErr w:type="spellStart"/>
-      <w:r>
-        <w:rPr>
-          <w:sz w:val="28"/>
-          <w:szCs w:val="28"/>
-        </w:rPr>
-        <w:t>PasswordResetHelper</w:t>
-      </w:r>
-      <w:proofErr w:type="spellEnd"/>
-      <w:r>
-        <w:rPr>
-          <w:sz w:val="28"/>
-          <w:szCs w:val="28"/>
-        </w:rPr>
-        <w:t>.</w:t>
+        <w:t>За счет ввода интерфейса IEmailSender мы гарантируем отсутствие какой-либо прямой зависимости между PasswordResetHelper и MyEmailSender. Компонент MyEmailSender можно было бы заменить другим поставщиком электронной почты или даже использовать имитированную реализацию в целях тестирования, не нуждаясь во внесении изменений в PasswordResetHelper.</w:t>
       </w:r>
     </w:p>
     <w:p>
@@ -4405,23 +2915,7 @@
           <w:sz w:val="28"/>
           <w:szCs w:val="28"/>
         </w:rPr>
-        <w:t xml:space="preserve">Интерфейсы помогают разъединять компоненты, но мы по-прежнему сталкиваемся с проблемой: язык C# не предоставляет встроенного способа для легкого создания объектов, которые реализуют интерфейсы, кроме создания экземпляра конкретного компонента с помощью ключевого слова </w:t>
-      </w:r>
-      <w:proofErr w:type="spellStart"/>
-      <w:r>
-        <w:rPr>
-          <w:sz w:val="28"/>
-          <w:szCs w:val="28"/>
-        </w:rPr>
-        <w:t>new</w:t>
-      </w:r>
-      <w:proofErr w:type="spellEnd"/>
-      <w:r>
-        <w:rPr>
-          <w:sz w:val="28"/>
-          <w:szCs w:val="28"/>
-        </w:rPr>
-        <w:t>. В результате получается код, подобный приведенному ниже:</w:t>
+        <w:t>Интерфейсы помогают разъединять компоненты, но мы по-прежнему сталкиваемся с проблемой: язык C# не предоставляет встроенного способа для легкого создания объектов, которые реализуют интерфейсы, кроме создания экземпляра конкретного компонента с помощью ключевого слова new. В результате получается код, подобный приведенному ниже:</w:t>
       </w:r>
     </w:p>
     <w:p>
@@ -4438,7 +2932,6 @@
           <w:szCs w:val="28"/>
         </w:rPr>
       </w:pPr>
-      <w:proofErr w:type="spellStart"/>
       <w:r>
         <w:rPr>
           <w:rStyle w:val="hljs-keyword"/>
@@ -4448,7 +2941,6 @@
         </w:rPr>
         <w:t>public</w:t>
       </w:r>
-      <w:proofErr w:type="spellEnd"/>
       <w:r>
         <w:rPr>
           <w:rStyle w:val="HTML1"/>
@@ -4458,7 +2950,6 @@
         </w:rPr>
         <w:t xml:space="preserve"> </w:t>
       </w:r>
-      <w:proofErr w:type="spellStart"/>
       <w:r>
         <w:rPr>
           <w:rStyle w:val="hljs-keyword"/>
@@ -4468,7 +2959,6 @@
         </w:rPr>
         <w:t>interface</w:t>
       </w:r>
-      <w:proofErr w:type="spellEnd"/>
       <w:r>
         <w:rPr>
           <w:rStyle w:val="HTML1"/>
@@ -4478,7 +2968,6 @@
         </w:rPr>
         <w:t xml:space="preserve"> </w:t>
       </w:r>
-      <w:proofErr w:type="spellStart"/>
       <w:r>
         <w:rPr>
           <w:rStyle w:val="hljs-title"/>
@@ -4488,7 +2977,6 @@
         </w:rPr>
         <w:t>IEmailSender</w:t>
       </w:r>
-      <w:proofErr w:type="spellEnd"/>
       <w:r>
         <w:rPr>
           <w:rStyle w:val="HTML1"/>
@@ -4543,8 +3031,6 @@
         </w:rPr>
         <w:t xml:space="preserve"> </w:t>
       </w:r>
-      <w:proofErr w:type="spellStart"/>
-      <w:proofErr w:type="gramStart"/>
       <w:r>
         <w:rPr>
           <w:rStyle w:val="hljs-title"/>
@@ -4555,7 +3041,6 @@
         </w:rPr>
         <w:t>SendEmail</w:t>
       </w:r>
-      <w:proofErr w:type="spellEnd"/>
       <w:r>
         <w:rPr>
           <w:rStyle w:val="hljs-function"/>
@@ -4564,18 +3049,7 @@
           <w:szCs w:val="28"/>
           <w:lang w:val="en-US"/>
         </w:rPr>
-        <w:t>(</w:t>
-      </w:r>
-      <w:proofErr w:type="gramEnd"/>
-      <w:r>
-        <w:rPr>
-          <w:rStyle w:val="hljs-function"/>
-          <w:rFonts w:ascii="Times New Roman" w:hAnsi="Times New Roman" w:cs="Times New Roman"/>
-          <w:sz w:val="28"/>
-          <w:szCs w:val="28"/>
-          <w:lang w:val="en-US"/>
-        </w:rPr>
-        <w:t>)</w:t>
+        <w:t>()</w:t>
       </w:r>
       <w:r>
         <w:rPr>
@@ -4669,8 +3143,6 @@
         </w:rPr>
         <w:t xml:space="preserve"> </w:t>
       </w:r>
-      <w:proofErr w:type="spellStart"/>
-      <w:proofErr w:type="gramStart"/>
       <w:r>
         <w:rPr>
           <w:rStyle w:val="hljs-title"/>
@@ -4681,29 +3153,16 @@
         </w:rPr>
         <w:t>MyEmailSender</w:t>
       </w:r>
-      <w:proofErr w:type="spellEnd"/>
-      <w:r>
-        <w:rPr>
-          <w:rStyle w:val="HTML1"/>
-          <w:rFonts w:ascii="Times New Roman" w:hAnsi="Times New Roman" w:cs="Times New Roman"/>
-          <w:sz w:val="28"/>
-          <w:szCs w:val="28"/>
-          <w:lang w:val="en-US"/>
-        </w:rPr>
-        <w:t xml:space="preserve"> :</w:t>
-      </w:r>
-      <w:proofErr w:type="gramEnd"/>
-      <w:r>
-        <w:rPr>
-          <w:rStyle w:val="HTML1"/>
-          <w:rFonts w:ascii="Times New Roman" w:hAnsi="Times New Roman" w:cs="Times New Roman"/>
-          <w:sz w:val="28"/>
-          <w:szCs w:val="28"/>
-          <w:lang w:val="en-US"/>
-        </w:rPr>
-        <w:t xml:space="preserve"> </w:t>
-      </w:r>
-      <w:proofErr w:type="spellStart"/>
+      <w:r>
+        <w:rPr>
+          <w:rStyle w:val="HTML1"/>
+          <w:rFonts w:ascii="Times New Roman" w:hAnsi="Times New Roman" w:cs="Times New Roman"/>
+          <w:sz w:val="28"/>
+          <w:szCs w:val="28"/>
+          <w:lang w:val="en-US"/>
+        </w:rPr>
+        <w:t xml:space="preserve"> : </w:t>
+      </w:r>
       <w:r>
         <w:rPr>
           <w:rStyle w:val="hljs-title"/>
@@ -4714,7 +3173,6 @@
         </w:rPr>
         <w:t>IEmailSender</w:t>
       </w:r>
-      <w:proofErr w:type="spellEnd"/>
       <w:r>
         <w:rPr>
           <w:rStyle w:val="HTML1"/>
@@ -4791,8 +3249,6 @@
         </w:rPr>
         <w:t xml:space="preserve"> </w:t>
       </w:r>
-      <w:proofErr w:type="spellStart"/>
-      <w:proofErr w:type="gramStart"/>
       <w:r>
         <w:rPr>
           <w:rStyle w:val="hljs-title"/>
@@ -4803,7 +3259,6 @@
         </w:rPr>
         <w:t>SendEmail</w:t>
       </w:r>
-      <w:proofErr w:type="spellEnd"/>
       <w:r>
         <w:rPr>
           <w:rStyle w:val="hljs-function"/>
@@ -4812,18 +3267,7 @@
           <w:szCs w:val="28"/>
           <w:lang w:val="en-US"/>
         </w:rPr>
-        <w:t>(</w:t>
-      </w:r>
-      <w:proofErr w:type="gramEnd"/>
-      <w:r>
-        <w:rPr>
-          <w:rStyle w:val="hljs-function"/>
-          <w:rFonts w:ascii="Times New Roman" w:hAnsi="Times New Roman" w:cs="Times New Roman"/>
-          <w:sz w:val="28"/>
-          <w:szCs w:val="28"/>
-          <w:lang w:val="en-US"/>
-        </w:rPr>
-        <w:t xml:space="preserve">) </w:t>
+        <w:t xml:space="preserve">() </w:t>
       </w:r>
       <w:r>
         <w:rPr>
@@ -4933,7 +3377,6 @@
         </w:rPr>
         <w:t xml:space="preserve"> </w:t>
       </w:r>
-      <w:proofErr w:type="spellStart"/>
       <w:r>
         <w:rPr>
           <w:rStyle w:val="hljs-title"/>
@@ -4944,7 +3387,6 @@
         </w:rPr>
         <w:t>PasswordResetHelper</w:t>
       </w:r>
-      <w:proofErr w:type="spellEnd"/>
     </w:p>
     <w:p>
       <w:pPr>
@@ -5037,8 +3479,6 @@
         </w:rPr>
         <w:t xml:space="preserve"> </w:t>
       </w:r>
-      <w:proofErr w:type="spellStart"/>
-      <w:proofErr w:type="gramStart"/>
       <w:r>
         <w:rPr>
           <w:rStyle w:val="hljs-title"/>
@@ -5049,7 +3489,6 @@
         </w:rPr>
         <w:t>ResetPassword</w:t>
       </w:r>
-      <w:proofErr w:type="spellEnd"/>
       <w:r>
         <w:rPr>
           <w:rStyle w:val="hljs-function"/>
@@ -5058,18 +3497,7 @@
           <w:szCs w:val="28"/>
           <w:lang w:val="en-US"/>
         </w:rPr>
-        <w:t>(</w:t>
-      </w:r>
-      <w:proofErr w:type="gramEnd"/>
-      <w:r>
-        <w:rPr>
-          <w:rStyle w:val="hljs-function"/>
-          <w:rFonts w:ascii="Times New Roman" w:hAnsi="Times New Roman" w:cs="Times New Roman"/>
-          <w:sz w:val="28"/>
-          <w:szCs w:val="28"/>
-          <w:lang w:val="en-US"/>
-        </w:rPr>
-        <w:t>)</w:t>
+        <w:t>()</w:t>
       </w:r>
     </w:p>
     <w:p>
@@ -5120,42 +3548,27 @@
           <w:rFonts w:ascii="Times New Roman" w:hAnsi="Times New Roman" w:cs="Times New Roman"/>
           <w:sz w:val="28"/>
           <w:szCs w:val="28"/>
-          <w:lang w:val="en-US"/>
-        </w:rPr>
-      </w:pPr>
-      <w:r>
-        <w:rPr>
-          <w:rStyle w:val="HTML1"/>
-          <w:rFonts w:ascii="Times New Roman" w:hAnsi="Times New Roman" w:cs="Times New Roman"/>
-          <w:sz w:val="28"/>
-          <w:szCs w:val="28"/>
-          <w:lang w:val="en-US"/>
-        </w:rPr>
-        <w:t xml:space="preserve">            </w:t>
-      </w:r>
-      <w:proofErr w:type="spellStart"/>
-      <w:r>
-        <w:rPr>
-          <w:rStyle w:val="HTML1"/>
-          <w:rFonts w:ascii="Times New Roman" w:hAnsi="Times New Roman" w:cs="Times New Roman"/>
-          <w:sz w:val="28"/>
-          <w:szCs w:val="28"/>
-          <w:lang w:val="en-US"/>
-        </w:rPr>
-        <w:t>IEmailSender</w:t>
-      </w:r>
-      <w:proofErr w:type="spellEnd"/>
-      <w:r>
-        <w:rPr>
-          <w:rStyle w:val="HTML1"/>
-          <w:rFonts w:ascii="Times New Roman" w:hAnsi="Times New Roman" w:cs="Times New Roman"/>
-          <w:sz w:val="28"/>
-          <w:szCs w:val="28"/>
-          <w:lang w:val="en-US"/>
+        </w:rPr>
+      </w:pPr>
+      <w:r>
+        <w:rPr>
+          <w:rStyle w:val="HTML1"/>
+          <w:rFonts w:ascii="Times New Roman" w:hAnsi="Times New Roman" w:cs="Times New Roman"/>
+          <w:sz w:val="28"/>
+          <w:szCs w:val="28"/>
+          <w:lang w:val="en-US"/>
+        </w:rPr>
+        <w:t xml:space="preserve">            IEmailSender</w:t>
+      </w:r>
+      <w:r>
+        <w:rPr>
+          <w:rStyle w:val="HTML1"/>
+          <w:rFonts w:ascii="Times New Roman" w:hAnsi="Times New Roman" w:cs="Times New Roman"/>
+          <w:sz w:val="28"/>
+          <w:szCs w:val="28"/>
         </w:rPr>
         <w:t xml:space="preserve"> </w:t>
       </w:r>
-      <w:proofErr w:type="spellStart"/>
       <w:r>
         <w:rPr>
           <w:rStyle w:val="HTML1"/>
@@ -5166,14 +3579,12 @@
         </w:rPr>
         <w:t>mySender</w:t>
       </w:r>
-      <w:proofErr w:type="spellEnd"/>
-      <w:r>
-        <w:rPr>
-          <w:rStyle w:val="HTML1"/>
-          <w:rFonts w:ascii="Times New Roman" w:hAnsi="Times New Roman" w:cs="Times New Roman"/>
-          <w:sz w:val="28"/>
-          <w:szCs w:val="28"/>
-          <w:lang w:val="en-US"/>
+      <w:r>
+        <w:rPr>
+          <w:rStyle w:val="HTML1"/>
+          <w:rFonts w:ascii="Times New Roman" w:hAnsi="Times New Roman" w:cs="Times New Roman"/>
+          <w:sz w:val="28"/>
+          <w:szCs w:val="28"/>
         </w:rPr>
         <w:t xml:space="preserve"> = </w:t>
       </w:r>
@@ -5195,12 +3606,9 @@
           <w:sz w:val="28"/>
           <w:szCs w:val="28"/>
           <w:u w:val="single"/>
-          <w:lang w:val="en-US"/>
         </w:rPr>
         <w:t xml:space="preserve"> </w:t>
       </w:r>
-      <w:proofErr w:type="spellStart"/>
-      <w:proofErr w:type="gramStart"/>
       <w:r>
         <w:rPr>
           <w:rStyle w:val="HTML1"/>
@@ -5212,7 +3620,6 @@
         </w:rPr>
         <w:t>MyEmailSender</w:t>
       </w:r>
-      <w:proofErr w:type="spellEnd"/>
       <w:r>
         <w:rPr>
           <w:rStyle w:val="HTML1"/>
@@ -5220,29 +3627,15 @@
           <w:sz w:val="28"/>
           <w:szCs w:val="28"/>
           <w:u w:val="single"/>
-          <w:lang w:val="en-US"/>
-        </w:rPr>
-        <w:t>(</w:t>
-      </w:r>
-      <w:proofErr w:type="gramEnd"/>
-      <w:r>
-        <w:rPr>
-          <w:rStyle w:val="HTML1"/>
-          <w:rFonts w:ascii="Times New Roman" w:hAnsi="Times New Roman" w:cs="Times New Roman"/>
-          <w:sz w:val="28"/>
-          <w:szCs w:val="28"/>
-          <w:u w:val="single"/>
-          <w:lang w:val="en-US"/>
-        </w:rPr>
-        <w:t>)</w:t>
-      </w:r>
-      <w:r>
-        <w:rPr>
-          <w:rStyle w:val="HTML1"/>
-          <w:rFonts w:ascii="Times New Roman" w:hAnsi="Times New Roman" w:cs="Times New Roman"/>
-          <w:sz w:val="28"/>
-          <w:szCs w:val="28"/>
-          <w:lang w:val="en-US"/>
+        </w:rPr>
+        <w:t>()</w:t>
+      </w:r>
+      <w:r>
+        <w:rPr>
+          <w:rStyle w:val="HTML1"/>
+          <w:rFonts w:ascii="Times New Roman" w:hAnsi="Times New Roman" w:cs="Times New Roman"/>
+          <w:sz w:val="28"/>
+          <w:szCs w:val="28"/>
         </w:rPr>
         <w:t>;</w:t>
       </w:r>
@@ -5267,7 +3660,6 @@
           <w:rFonts w:ascii="Times New Roman" w:hAnsi="Times New Roman" w:cs="Times New Roman"/>
           <w:sz w:val="28"/>
           <w:szCs w:val="28"/>
-          <w:lang w:val="en-US"/>
         </w:rPr>
         <w:lastRenderedPageBreak/>
         <w:t xml:space="preserve">            </w:t>
@@ -5279,27 +3671,7 @@
           <w:sz w:val="28"/>
           <w:szCs w:val="28"/>
         </w:rPr>
-        <w:t xml:space="preserve">// ...вызов методов интерфейса </w:t>
-      </w:r>
-      <w:proofErr w:type="gramStart"/>
-      <w:r>
-        <w:rPr>
-          <w:rStyle w:val="hljs-comment"/>
-          <w:rFonts w:ascii="Times New Roman" w:hAnsi="Times New Roman" w:cs="Times New Roman"/>
-          <w:sz w:val="28"/>
-          <w:szCs w:val="28"/>
-        </w:rPr>
-        <w:t>для конфигурировании</w:t>
-      </w:r>
-      <w:proofErr w:type="gramEnd"/>
-      <w:r>
-        <w:rPr>
-          <w:rStyle w:val="hljs-comment"/>
-          <w:rFonts w:ascii="Times New Roman" w:hAnsi="Times New Roman" w:cs="Times New Roman"/>
-          <w:sz w:val="28"/>
-          <w:szCs w:val="28"/>
-        </w:rPr>
-        <w:t xml:space="preserve"> настроек электронной почты... </w:t>
+        <w:t xml:space="preserve">// ...вызов методов интерфейса для конфигурировании настроек электронной почты... </w:t>
       </w:r>
     </w:p>
     <w:p>
@@ -5323,27 +3695,7 @@
           <w:sz w:val="28"/>
           <w:szCs w:val="28"/>
         </w:rPr>
-        <w:t xml:space="preserve">            </w:t>
-      </w:r>
-      <w:proofErr w:type="spellStart"/>
-      <w:r>
-        <w:rPr>
-          <w:rStyle w:val="HTML1"/>
-          <w:rFonts w:ascii="Times New Roman" w:hAnsi="Times New Roman" w:cs="Times New Roman"/>
-          <w:sz w:val="28"/>
-          <w:szCs w:val="28"/>
-        </w:rPr>
-        <w:t>mySender.SendEmail</w:t>
-      </w:r>
-      <w:proofErr w:type="spellEnd"/>
-      <w:r>
-        <w:rPr>
-          <w:rStyle w:val="HTML1"/>
-          <w:rFonts w:ascii="Times New Roman" w:hAnsi="Times New Roman" w:cs="Times New Roman"/>
-          <w:sz w:val="28"/>
-          <w:szCs w:val="28"/>
-        </w:rPr>
-        <w:t>();</w:t>
+        <w:t xml:space="preserve">            mySender.SendEmail();</w:t>
       </w:r>
     </w:p>
     <w:p>
@@ -5409,165 +3761,14 @@
           <w:sz w:val="28"/>
           <w:szCs w:val="28"/>
         </w:rPr>
-        <w:t xml:space="preserve">Это нарушает цель, заключающуюся в наличии возможности замены </w:t>
-      </w:r>
-      <w:proofErr w:type="spellStart"/>
-      <w:r>
-        <w:rPr>
-          <w:sz w:val="28"/>
-          <w:szCs w:val="28"/>
-        </w:rPr>
-        <w:t>MyEmailSender</w:t>
-      </w:r>
-      <w:proofErr w:type="spellEnd"/>
-      <w:r>
-        <w:rPr>
-          <w:sz w:val="28"/>
-          <w:szCs w:val="28"/>
-        </w:rPr>
-        <w:t xml:space="preserve"> без изменения вспомогательного класса </w:t>
-      </w:r>
-      <w:proofErr w:type="spellStart"/>
-      <w:r>
-        <w:rPr>
-          <w:sz w:val="28"/>
-          <w:szCs w:val="28"/>
-        </w:rPr>
-        <w:t>PasswordResetHelper</w:t>
-      </w:r>
-      <w:proofErr w:type="spellEnd"/>
-      <w:r>
-        <w:rPr>
-          <w:sz w:val="28"/>
-          <w:szCs w:val="28"/>
-        </w:rPr>
-        <w:t xml:space="preserve">, и означает, что пройдена только часть пути к созданию слабо связанных компонентов. Класс </w:t>
-      </w:r>
-      <w:proofErr w:type="spellStart"/>
-      <w:r>
-        <w:rPr>
-          <w:sz w:val="28"/>
-          <w:szCs w:val="28"/>
-        </w:rPr>
-        <w:t>PasswordResetHelper</w:t>
-      </w:r>
-      <w:proofErr w:type="spellEnd"/>
-      <w:r>
-        <w:rPr>
-          <w:sz w:val="28"/>
-          <w:szCs w:val="28"/>
-        </w:rPr>
-        <w:t xml:space="preserve"> конфигурирует и отправляет сообщения электронной почты через интерфейс </w:t>
-      </w:r>
-      <w:proofErr w:type="spellStart"/>
-      <w:r>
-        <w:rPr>
-          <w:sz w:val="28"/>
-          <w:szCs w:val="28"/>
-        </w:rPr>
-        <w:t>IEmailSender</w:t>
-      </w:r>
-      <w:proofErr w:type="spellEnd"/>
-      <w:r>
-        <w:rPr>
-          <w:sz w:val="28"/>
-          <w:szCs w:val="28"/>
-        </w:rPr>
-        <w:t xml:space="preserve">, </w:t>
-      </w:r>
-      <w:proofErr w:type="gramStart"/>
-      <w:r>
-        <w:rPr>
-          <w:sz w:val="28"/>
-          <w:szCs w:val="28"/>
-        </w:rPr>
-        <w:t>но</w:t>
-      </w:r>
-      <w:proofErr w:type="gramEnd"/>
-      <w:r>
-        <w:rPr>
-          <w:sz w:val="28"/>
-          <w:szCs w:val="28"/>
-        </w:rPr>
-        <w:t xml:space="preserve"> чтобы создать объект, который реализует этот интерфейс ему нужно создать экземпляр </w:t>
-      </w:r>
-      <w:proofErr w:type="spellStart"/>
-      <w:r>
-        <w:rPr>
-          <w:sz w:val="28"/>
-          <w:szCs w:val="28"/>
-        </w:rPr>
-        <w:t>MyEmailSender</w:t>
-      </w:r>
-      <w:proofErr w:type="spellEnd"/>
-      <w:r>
-        <w:rPr>
-          <w:sz w:val="28"/>
-          <w:szCs w:val="28"/>
-        </w:rPr>
-        <w:t xml:space="preserve">. Мы еще больше ухудшили ситуацию, поскольку теперь </w:t>
-      </w:r>
-      <w:proofErr w:type="spellStart"/>
-      <w:r>
-        <w:rPr>
-          <w:sz w:val="28"/>
-          <w:szCs w:val="28"/>
-        </w:rPr>
-        <w:t>PasswordResetHelper</w:t>
-      </w:r>
-      <w:proofErr w:type="spellEnd"/>
-      <w:r>
-        <w:rPr>
-          <w:sz w:val="28"/>
-          <w:szCs w:val="28"/>
-        </w:rPr>
-        <w:t xml:space="preserve"> зависит от класса </w:t>
-      </w:r>
-      <w:proofErr w:type="spellStart"/>
-      <w:r>
-        <w:rPr>
-          <w:sz w:val="28"/>
-          <w:szCs w:val="28"/>
-        </w:rPr>
-        <w:t>MyEmailSender</w:t>
-      </w:r>
-      <w:proofErr w:type="spellEnd"/>
-      <w:r>
-        <w:rPr>
-          <w:sz w:val="28"/>
-          <w:szCs w:val="28"/>
-        </w:rPr>
-        <w:t xml:space="preserve"> и от интерфейса </w:t>
-      </w:r>
-      <w:proofErr w:type="spellStart"/>
-      <w:r>
-        <w:rPr>
-          <w:sz w:val="28"/>
-          <w:szCs w:val="28"/>
-        </w:rPr>
-        <w:t>IEmailSender</w:t>
-      </w:r>
-      <w:proofErr w:type="spellEnd"/>
-      <w:r>
-        <w:rPr>
-          <w:sz w:val="28"/>
-          <w:szCs w:val="28"/>
-        </w:rPr>
-        <w:t xml:space="preserve"> (Рисунок </w:t>
-      </w:r>
-      <w:r>
-        <w:rPr>
-          <w:sz w:val="28"/>
-          <w:szCs w:val="28"/>
-        </w:rPr>
-        <w:t>7</w:t>
-      </w:r>
-      <w:r>
-        <w:rPr>
-          <w:sz w:val="28"/>
-          <w:szCs w:val="28"/>
-        </w:rPr>
-        <w:t>).</w:t>
+        <w:t>Это нарушает цель, заключающуюся в наличии возможности замены MyEmailSender без изменения вспомогательного класса PasswordResetHelper, и означает, что пройдена только часть пути к созданию слабо связанных компонентов. Класс PasswordResetHelper конфигурирует и отправляет сообщения электронной почты через интерфейс IEmailSender, но чтобы создать объект, который реализует этот интерфейс ему нужно создать экземпляр MyEmailSender. Мы еще больше ухудшили ситуацию, поскольку теперь PasswordResetHelper зависит от класса MyEmailSender и от интерфейса IEmailSender</w:t>
+      </w:r>
+      <w:r>
+        <w:rPr>
+          <w:sz w:val="28"/>
+          <w:szCs w:val="28"/>
+        </w:rPr>
+        <w:t xml:space="preserve"> (Рисунок 7).</w:t>
       </w:r>
     </w:p>
     <w:p>
@@ -5654,21 +3855,7 @@
           <w:rFonts w:cs="Times New Roman"/>
           <w:szCs w:val="28"/>
         </w:rPr>
-        <w:t xml:space="preserve">Рисунок </w:t>
-      </w:r>
-      <w:r>
-        <w:rPr>
-          <w:rFonts w:cs="Times New Roman"/>
-          <w:szCs w:val="28"/>
-        </w:rPr>
-        <w:t>7</w:t>
-      </w:r>
-      <w:r>
-        <w:rPr>
-          <w:rFonts w:cs="Times New Roman"/>
-          <w:szCs w:val="28"/>
-        </w:rPr>
-        <w:t xml:space="preserve"> – Зависимости классов (пример).</w:t>
+        <w:t>Рисунок 7 – Зависимости классов (пример).</w:t>
       </w:r>
     </w:p>
     <w:p>
@@ -5706,9 +3893,15 @@
           <w:sz w:val="28"/>
           <w:szCs w:val="28"/>
         </w:rPr>
-        <w:t>внедрением зависимостей (</w:t>
-      </w:r>
-      <w:proofErr w:type="spellStart"/>
+        <w:t>внедрением зависимостей (dependency injection — DI)</w:t>
+      </w:r>
+      <w:r>
+        <w:rPr>
+          <w:sz w:val="28"/>
+          <w:szCs w:val="28"/>
+        </w:rPr>
+        <w:t> или </w:t>
+      </w:r>
       <w:r>
         <w:rPr>
           <w:rStyle w:val="a9"/>
@@ -5716,133 +3909,7 @@
           <w:sz w:val="28"/>
           <w:szCs w:val="28"/>
         </w:rPr>
-        <w:t>dependency</w:t>
-      </w:r>
-      <w:proofErr w:type="spellEnd"/>
-      <w:r>
-        <w:rPr>
-          <w:rStyle w:val="a9"/>
-          <w:rFonts w:eastAsiaTheme="majorEastAsia"/>
-          <w:sz w:val="28"/>
-          <w:szCs w:val="28"/>
-        </w:rPr>
-        <w:t xml:space="preserve"> </w:t>
-      </w:r>
-      <w:proofErr w:type="spellStart"/>
-      <w:r>
-        <w:rPr>
-          <w:rStyle w:val="a9"/>
-          <w:rFonts w:eastAsiaTheme="majorEastAsia"/>
-          <w:sz w:val="28"/>
-          <w:szCs w:val="28"/>
-        </w:rPr>
-        <w:t>injection</w:t>
-      </w:r>
-      <w:proofErr w:type="spellEnd"/>
-      <w:r>
-        <w:rPr>
-          <w:rStyle w:val="a9"/>
-          <w:rFonts w:eastAsiaTheme="majorEastAsia"/>
-          <w:sz w:val="28"/>
-          <w:szCs w:val="28"/>
-        </w:rPr>
-        <w:t xml:space="preserve"> — DI)</w:t>
-      </w:r>
-      <w:r>
-        <w:rPr>
-          <w:sz w:val="28"/>
-          <w:szCs w:val="28"/>
-        </w:rPr>
-        <w:t> или </w:t>
-      </w:r>
-      <w:r>
-        <w:rPr>
-          <w:rStyle w:val="a9"/>
-          <w:rFonts w:eastAsiaTheme="majorEastAsia"/>
-          <w:sz w:val="28"/>
-          <w:szCs w:val="28"/>
-        </w:rPr>
-        <w:t>инверсией управления (</w:t>
-      </w:r>
-      <w:proofErr w:type="spellStart"/>
-      <w:r>
-        <w:rPr>
-          <w:rStyle w:val="a9"/>
-          <w:rFonts w:eastAsiaTheme="majorEastAsia"/>
-          <w:sz w:val="28"/>
-          <w:szCs w:val="28"/>
-        </w:rPr>
-        <w:t>inversion</w:t>
-      </w:r>
-      <w:proofErr w:type="spellEnd"/>
-      <w:r>
-        <w:rPr>
-          <w:rStyle w:val="a9"/>
-          <w:rFonts w:eastAsiaTheme="majorEastAsia"/>
-          <w:sz w:val="28"/>
-          <w:szCs w:val="28"/>
-        </w:rPr>
-        <w:t xml:space="preserve"> </w:t>
-      </w:r>
-      <w:proofErr w:type="spellStart"/>
-      <w:r>
-        <w:rPr>
-          <w:rStyle w:val="a9"/>
-          <w:rFonts w:eastAsiaTheme="majorEastAsia"/>
-          <w:sz w:val="28"/>
-          <w:szCs w:val="28"/>
-        </w:rPr>
-        <w:t>of</w:t>
-      </w:r>
-      <w:proofErr w:type="spellEnd"/>
-      <w:r>
-        <w:rPr>
-          <w:rStyle w:val="a9"/>
-          <w:rFonts w:eastAsiaTheme="majorEastAsia"/>
-          <w:sz w:val="28"/>
-          <w:szCs w:val="28"/>
-        </w:rPr>
-        <w:t xml:space="preserve"> </w:t>
-      </w:r>
-      <w:proofErr w:type="spellStart"/>
-      <w:r>
-        <w:rPr>
-          <w:rStyle w:val="a9"/>
-          <w:rFonts w:eastAsiaTheme="majorEastAsia"/>
-          <w:sz w:val="28"/>
-          <w:szCs w:val="28"/>
-        </w:rPr>
-        <w:t>control</w:t>
-      </w:r>
-      <w:proofErr w:type="spellEnd"/>
-      <w:r>
-        <w:rPr>
-          <w:rStyle w:val="a9"/>
-          <w:rFonts w:eastAsiaTheme="majorEastAsia"/>
-          <w:sz w:val="28"/>
-          <w:szCs w:val="28"/>
-        </w:rPr>
-        <w:t xml:space="preserve"> — </w:t>
-      </w:r>
-      <w:proofErr w:type="spellStart"/>
-      <w:r>
-        <w:rPr>
-          <w:rStyle w:val="a9"/>
-          <w:rFonts w:eastAsiaTheme="majorEastAsia"/>
-          <w:sz w:val="28"/>
-          <w:szCs w:val="28"/>
-        </w:rPr>
-        <w:t>IoC</w:t>
-      </w:r>
-      <w:proofErr w:type="spellEnd"/>
-      <w:r>
-        <w:rPr>
-          <w:rStyle w:val="a9"/>
-          <w:rFonts w:eastAsiaTheme="majorEastAsia"/>
-          <w:sz w:val="28"/>
-          <w:szCs w:val="28"/>
-        </w:rPr>
-        <w:t>)</w:t>
+        <w:t>инверсией управления (inversion of control — IoC)</w:t>
       </w:r>
       <w:r>
         <w:rPr>
@@ -5904,23 +3971,7 @@
           <w:sz w:val="28"/>
           <w:szCs w:val="28"/>
         </w:rPr>
-        <w:t xml:space="preserve">Шаблон DI состоит из двух частей. Для начала мы удаляем из компонента — в этом случае </w:t>
-      </w:r>
-      <w:proofErr w:type="spellStart"/>
-      <w:r>
-        <w:rPr>
-          <w:sz w:val="28"/>
-          <w:szCs w:val="28"/>
-        </w:rPr>
-        <w:t>PasswordResetHelper</w:t>
-      </w:r>
-      <w:proofErr w:type="spellEnd"/>
-      <w:r>
-        <w:rPr>
-          <w:sz w:val="28"/>
-          <w:szCs w:val="28"/>
-        </w:rPr>
-        <w:t xml:space="preserve"> — любые зависимости от конкретных классов. Это делается путем создания конструктора класса, который принимает реализации требуемых интерфейсов в качестве аргументов:</w:t>
+        <w:t>Шаблон DI состоит из двух частей. Для начала мы удаляем из компонента — в этом случае PasswordResetHelper — любые зависимости от конкретных классов. Это делается путем создания конструктора класса, который принимает реализации требуемых интерфейсов в качестве аргументов:</w:t>
       </w:r>
     </w:p>
     <w:p>
@@ -5978,7 +4029,6 @@
         </w:rPr>
         <w:t xml:space="preserve"> </w:t>
       </w:r>
-      <w:proofErr w:type="spellStart"/>
       <w:r>
         <w:rPr>
           <w:rStyle w:val="hljs-title"/>
@@ -5989,7 +4039,6 @@
         </w:rPr>
         <w:t>PasswordResetHelper</w:t>
       </w:r>
-      <w:proofErr w:type="spellEnd"/>
     </w:p>
     <w:p>
       <w:pPr>
@@ -6060,51 +4109,7 @@
           <w:szCs w:val="28"/>
           <w:lang w:val="en-US"/>
         </w:rPr>
-        <w:t xml:space="preserve"> </w:t>
-      </w:r>
-      <w:proofErr w:type="spellStart"/>
-      <w:r>
-        <w:rPr>
-          <w:rStyle w:val="HTML1"/>
-          <w:rFonts w:ascii="Times New Roman" w:hAnsi="Times New Roman" w:cs="Times New Roman"/>
-          <w:sz w:val="28"/>
-          <w:szCs w:val="28"/>
-          <w:lang w:val="en-US"/>
-        </w:rPr>
-        <w:t>IEmailSender</w:t>
-      </w:r>
-      <w:proofErr w:type="spellEnd"/>
-      <w:r>
-        <w:rPr>
-          <w:rStyle w:val="HTML1"/>
-          <w:rFonts w:ascii="Times New Roman" w:hAnsi="Times New Roman" w:cs="Times New Roman"/>
-          <w:sz w:val="28"/>
-          <w:szCs w:val="28"/>
-          <w:lang w:val="en-US"/>
-        </w:rPr>
-        <w:t xml:space="preserve"> </w:t>
-      </w:r>
-      <w:proofErr w:type="spellStart"/>
-      <w:r>
-        <w:rPr>
-          <w:rStyle w:val="HTML1"/>
-          <w:rFonts w:ascii="Times New Roman" w:hAnsi="Times New Roman" w:cs="Times New Roman"/>
-          <w:sz w:val="28"/>
-          <w:szCs w:val="28"/>
-          <w:lang w:val="en-US"/>
-        </w:rPr>
-        <w:t>emailSender</w:t>
-      </w:r>
-      <w:proofErr w:type="spellEnd"/>
-      <w:r>
-        <w:rPr>
-          <w:rStyle w:val="HTML1"/>
-          <w:rFonts w:ascii="Times New Roman" w:hAnsi="Times New Roman" w:cs="Times New Roman"/>
-          <w:sz w:val="28"/>
-          <w:szCs w:val="28"/>
-          <w:lang w:val="en-US"/>
-        </w:rPr>
-        <w:t>;</w:t>
+        <w:t xml:space="preserve"> IEmailSender emailSender;</w:t>
       </w:r>
     </w:p>
     <w:p>
@@ -6152,8 +4157,6 @@
         </w:rPr>
         <w:t xml:space="preserve"> </w:t>
       </w:r>
-      <w:proofErr w:type="spellStart"/>
-      <w:proofErr w:type="gramStart"/>
       <w:r>
         <w:rPr>
           <w:rStyle w:val="hljs-title"/>
@@ -6164,7 +4167,6 @@
         </w:rPr>
         <w:t>PasswordResetHelper</w:t>
       </w:r>
-      <w:proofErr w:type="spellEnd"/>
       <w:r>
         <w:rPr>
           <w:rStyle w:val="hljs-function"/>
@@ -6175,8 +4177,6 @@
         </w:rPr>
         <w:t>(</w:t>
       </w:r>
-      <w:proofErr w:type="spellStart"/>
-      <w:proofErr w:type="gramEnd"/>
       <w:r>
         <w:rPr>
           <w:rStyle w:val="hljs-params"/>
@@ -6185,31 +4185,8 @@
           <w:szCs w:val="28"/>
           <w:lang w:val="en-US"/>
         </w:rPr>
-        <w:t>IEmailSender</w:t>
-      </w:r>
-      <w:proofErr w:type="spellEnd"/>
-      <w:r>
-        <w:rPr>
-          <w:rStyle w:val="hljs-params"/>
-          <w:rFonts w:ascii="Times New Roman" w:hAnsi="Times New Roman" w:cs="Times New Roman"/>
-          <w:sz w:val="28"/>
-          <w:szCs w:val="28"/>
-          <w:lang w:val="en-US"/>
-        </w:rPr>
-        <w:t xml:space="preserve"> </w:t>
-      </w:r>
-      <w:proofErr w:type="spellStart"/>
-      <w:r>
-        <w:rPr>
-          <w:rStyle w:val="hljs-params"/>
-          <w:rFonts w:ascii="Times New Roman" w:hAnsi="Times New Roman" w:cs="Times New Roman"/>
-          <w:sz w:val="28"/>
-          <w:szCs w:val="28"/>
-          <w:lang w:val="en-US"/>
-        </w:rPr>
-        <w:t>emailSenderParam</w:t>
-      </w:r>
-      <w:proofErr w:type="spellEnd"/>
+        <w:t>IEmailSender emailSenderParam</w:t>
+      </w:r>
       <w:r>
         <w:rPr>
           <w:rStyle w:val="hljs-function"/>
@@ -6280,51 +4257,7 @@
           <w:szCs w:val="28"/>
           <w:lang w:val="en-US"/>
         </w:rPr>
-        <w:t xml:space="preserve">            </w:t>
-      </w:r>
-      <w:proofErr w:type="spellStart"/>
-      <w:r>
-        <w:rPr>
-          <w:rStyle w:val="HTML1"/>
-          <w:rFonts w:ascii="Times New Roman" w:hAnsi="Times New Roman" w:cs="Times New Roman"/>
-          <w:sz w:val="28"/>
-          <w:szCs w:val="28"/>
-          <w:lang w:val="en-US"/>
-        </w:rPr>
-        <w:t>emailSender</w:t>
-      </w:r>
-      <w:proofErr w:type="spellEnd"/>
-      <w:r>
-        <w:rPr>
-          <w:rStyle w:val="HTML1"/>
-          <w:rFonts w:ascii="Times New Roman" w:hAnsi="Times New Roman" w:cs="Times New Roman"/>
-          <w:sz w:val="28"/>
-          <w:szCs w:val="28"/>
-          <w:lang w:val="en-US"/>
-        </w:rPr>
-        <w:t xml:space="preserve"> = </w:t>
-      </w:r>
-      <w:proofErr w:type="spellStart"/>
-      <w:r>
-        <w:rPr>
-          <w:rStyle w:val="HTML1"/>
-          <w:rFonts w:ascii="Times New Roman" w:hAnsi="Times New Roman" w:cs="Times New Roman"/>
-          <w:sz w:val="28"/>
-          <w:szCs w:val="28"/>
-          <w:lang w:val="en-US"/>
-        </w:rPr>
-        <w:t>emailSenderParam</w:t>
-      </w:r>
-      <w:proofErr w:type="spellEnd"/>
-      <w:r>
-        <w:rPr>
-          <w:rStyle w:val="HTML1"/>
-          <w:rFonts w:ascii="Times New Roman" w:hAnsi="Times New Roman" w:cs="Times New Roman"/>
-          <w:sz w:val="28"/>
-          <w:szCs w:val="28"/>
-          <w:lang w:val="en-US"/>
-        </w:rPr>
-        <w:t>;</w:t>
+        <w:t xml:space="preserve">            emailSender = emailSenderParam;</w:t>
       </w:r>
     </w:p>
     <w:p>
@@ -6399,7 +4332,6 @@
         </w:rPr>
         <w:t xml:space="preserve">        </w:t>
       </w:r>
-      <w:proofErr w:type="spellStart"/>
       <w:r>
         <w:rPr>
           <w:rStyle w:val="hljs-keyword"/>
@@ -6409,7 +4341,6 @@
         </w:rPr>
         <w:t>public</w:t>
       </w:r>
-      <w:proofErr w:type="spellEnd"/>
       <w:r>
         <w:rPr>
           <w:rStyle w:val="hljs-function"/>
@@ -6419,7 +4350,6 @@
         </w:rPr>
         <w:t xml:space="preserve"> </w:t>
       </w:r>
-      <w:proofErr w:type="spellStart"/>
       <w:r>
         <w:rPr>
           <w:rStyle w:val="hljs-keyword"/>
@@ -6429,7 +4359,6 @@
         </w:rPr>
         <w:t>void</w:t>
       </w:r>
-      <w:proofErr w:type="spellEnd"/>
       <w:r>
         <w:rPr>
           <w:rStyle w:val="hljs-function"/>
@@ -6439,8 +4368,6 @@
         </w:rPr>
         <w:t xml:space="preserve"> </w:t>
       </w:r>
-      <w:proofErr w:type="spellStart"/>
-      <w:proofErr w:type="gramStart"/>
       <w:r>
         <w:rPr>
           <w:rStyle w:val="hljs-title"/>
@@ -6450,7 +4377,6 @@
         </w:rPr>
         <w:t>ResetPassword</w:t>
       </w:r>
-      <w:proofErr w:type="spellEnd"/>
       <w:r>
         <w:rPr>
           <w:rStyle w:val="hljs-function"/>
@@ -6458,17 +4384,7 @@
           <w:sz w:val="28"/>
           <w:szCs w:val="28"/>
         </w:rPr>
-        <w:t>(</w:t>
-      </w:r>
-      <w:proofErr w:type="gramEnd"/>
-      <w:r>
-        <w:rPr>
-          <w:rStyle w:val="hljs-function"/>
-          <w:rFonts w:ascii="Times New Roman" w:hAnsi="Times New Roman" w:cs="Times New Roman"/>
-          <w:sz w:val="28"/>
-          <w:szCs w:val="28"/>
-        </w:rPr>
-        <w:t>)</w:t>
+        <w:t>()</w:t>
       </w:r>
     </w:p>
     <w:p>
@@ -6534,27 +4450,7 @@
           <w:sz w:val="28"/>
           <w:szCs w:val="28"/>
         </w:rPr>
-        <w:t xml:space="preserve">// ...вызов методов интерфейса </w:t>
-      </w:r>
-      <w:proofErr w:type="gramStart"/>
-      <w:r>
-        <w:rPr>
-          <w:rStyle w:val="hljs-comment"/>
-          <w:rFonts w:ascii="Times New Roman" w:hAnsi="Times New Roman" w:cs="Times New Roman"/>
-          <w:sz w:val="28"/>
-          <w:szCs w:val="28"/>
-        </w:rPr>
-        <w:t>для конфигурировании</w:t>
-      </w:r>
-      <w:proofErr w:type="gramEnd"/>
-      <w:r>
-        <w:rPr>
-          <w:rStyle w:val="hljs-comment"/>
-          <w:rFonts w:ascii="Times New Roman" w:hAnsi="Times New Roman" w:cs="Times New Roman"/>
-          <w:sz w:val="28"/>
-          <w:szCs w:val="28"/>
-        </w:rPr>
-        <w:t xml:space="preserve"> настроек электронной почты... </w:t>
+        <w:t xml:space="preserve">// ...вызов методов интерфейса для конфигурировании настроек электронной почты... </w:t>
       </w:r>
     </w:p>
     <w:p>
@@ -6578,27 +4474,7 @@
           <w:sz w:val="28"/>
           <w:szCs w:val="28"/>
         </w:rPr>
-        <w:t xml:space="preserve">            </w:t>
-      </w:r>
-      <w:proofErr w:type="spellStart"/>
-      <w:r>
-        <w:rPr>
-          <w:rStyle w:val="HTML1"/>
-          <w:rFonts w:ascii="Times New Roman" w:hAnsi="Times New Roman" w:cs="Times New Roman"/>
-          <w:sz w:val="28"/>
-          <w:szCs w:val="28"/>
-        </w:rPr>
-        <w:t>emailSender.SendEmail</w:t>
-      </w:r>
-      <w:proofErr w:type="spellEnd"/>
-      <w:r>
-        <w:rPr>
-          <w:rStyle w:val="HTML1"/>
-          <w:rFonts w:ascii="Times New Roman" w:hAnsi="Times New Roman" w:cs="Times New Roman"/>
-          <w:sz w:val="28"/>
-          <w:szCs w:val="28"/>
-        </w:rPr>
-        <w:t>();</w:t>
+        <w:t xml:space="preserve">            emailSender.SendEmail();</w:t>
       </w:r>
     </w:p>
     <w:p>
@@ -6664,136 +4540,15 @@
           <w:sz w:val="28"/>
           <w:szCs w:val="28"/>
         </w:rPr>
-        <w:t xml:space="preserve">Говорят, что конструктор класса </w:t>
-      </w:r>
-      <w:proofErr w:type="spellStart"/>
-      <w:r>
-        <w:rPr>
-          <w:sz w:val="28"/>
-          <w:szCs w:val="28"/>
-        </w:rPr>
-        <w:t>PasswordResetHelper</w:t>
-      </w:r>
-      <w:proofErr w:type="spellEnd"/>
-      <w:r>
-        <w:rPr>
-          <w:sz w:val="28"/>
-          <w:szCs w:val="28"/>
-        </w:rPr>
-        <w:t xml:space="preserve"> теперь объявляет зависимость от интерфейса </w:t>
-      </w:r>
-      <w:proofErr w:type="spellStart"/>
-      <w:r>
-        <w:rPr>
-          <w:sz w:val="28"/>
-          <w:szCs w:val="28"/>
-        </w:rPr>
-        <w:t>IEmailSender</w:t>
-      </w:r>
-      <w:proofErr w:type="spellEnd"/>
-      <w:r>
-        <w:rPr>
-          <w:sz w:val="28"/>
-          <w:szCs w:val="28"/>
-        </w:rPr>
-        <w:t xml:space="preserve">, т.е. он не может быть создан и использоваться, пока не получит объект, который реализует интерфейс </w:t>
-      </w:r>
-      <w:proofErr w:type="spellStart"/>
-      <w:r>
-        <w:rPr>
-          <w:sz w:val="28"/>
-          <w:szCs w:val="28"/>
-        </w:rPr>
-        <w:t>IEmailSender</w:t>
-      </w:r>
-      <w:proofErr w:type="spellEnd"/>
-      <w:r>
-        <w:rPr>
-          <w:sz w:val="28"/>
-          <w:szCs w:val="28"/>
-        </w:rPr>
-        <w:t xml:space="preserve">. В объявлении своей зависимости класс </w:t>
-      </w:r>
-      <w:proofErr w:type="spellStart"/>
-      <w:r>
-        <w:rPr>
-          <w:sz w:val="28"/>
-          <w:szCs w:val="28"/>
-        </w:rPr>
-        <w:t>PasswordResetHelper</w:t>
-      </w:r>
-      <w:proofErr w:type="spellEnd"/>
-      <w:r>
-        <w:rPr>
-          <w:sz w:val="28"/>
-          <w:szCs w:val="28"/>
-        </w:rPr>
-        <w:t xml:space="preserve"> больше не содержит каких-либо сведений о классе </w:t>
-      </w:r>
-      <w:proofErr w:type="spellStart"/>
-      <w:r>
-        <w:rPr>
-          <w:sz w:val="28"/>
-          <w:szCs w:val="28"/>
-        </w:rPr>
-        <w:t>MyEmailSender</w:t>
-      </w:r>
-      <w:proofErr w:type="spellEnd"/>
-      <w:r>
-        <w:rPr>
-          <w:sz w:val="28"/>
-          <w:szCs w:val="28"/>
-        </w:rPr>
-        <w:t xml:space="preserve">, а зависит только от интерфейса </w:t>
-      </w:r>
-      <w:proofErr w:type="spellStart"/>
-      <w:r>
-        <w:rPr>
-          <w:sz w:val="28"/>
-          <w:szCs w:val="28"/>
-        </w:rPr>
-        <w:t>IEmailSender</w:t>
-      </w:r>
-      <w:proofErr w:type="spellEnd"/>
-      <w:r>
-        <w:rPr>
-          <w:sz w:val="28"/>
-          <w:szCs w:val="28"/>
-        </w:rPr>
-        <w:t xml:space="preserve">. Выражаясь кратко, класс </w:t>
-      </w:r>
-      <w:proofErr w:type="spellStart"/>
+        <w:t xml:space="preserve">Говорят, что конструктор класса PasswordResetHelper теперь объявляет зависимость от интерфейса IEmailSender, т.е. он не может быть создан и использоваться, пока не получит объект, который реализует интерфейс IEmailSender. В объявлении своей зависимости класс PasswordResetHelper больше не содержит каких-либо сведений о классе MyEmailSender, а зависит только от интерфейса IEmailSender. Выражаясь кратко, класс </w:t>
+      </w:r>
       <w:r>
         <w:rPr>
           <w:sz w:val="28"/>
           <w:szCs w:val="28"/>
         </w:rPr>
         <w:lastRenderedPageBreak/>
-        <w:t>PasswordResetHelper</w:t>
-      </w:r>
-      <w:proofErr w:type="spellEnd"/>
-      <w:r>
-        <w:rPr>
-          <w:sz w:val="28"/>
-          <w:szCs w:val="28"/>
-        </w:rPr>
-        <w:t xml:space="preserve"> больше ничего не знает и не заботится о том, как реализован интерфейс </w:t>
-      </w:r>
-      <w:proofErr w:type="spellStart"/>
-      <w:r>
-        <w:rPr>
-          <w:sz w:val="28"/>
-          <w:szCs w:val="28"/>
-        </w:rPr>
-        <w:t>IEmailSender</w:t>
-      </w:r>
-      <w:proofErr w:type="spellEnd"/>
-      <w:r>
-        <w:rPr>
-          <w:sz w:val="28"/>
-          <w:szCs w:val="28"/>
-        </w:rPr>
-        <w:t>.</w:t>
+        <w:t>PasswordResetHelper больше ничего не знает и не заботится о том, как реализован интерфейс IEmailSender.</w:t>
       </w:r>
     </w:p>
     <w:p>
@@ -6820,23 +4575,7 @@
           <w:sz w:val="28"/>
           <w:szCs w:val="28"/>
         </w:rPr>
-        <w:t xml:space="preserve">Второй частью шаблона DI является внедрение зависимостей, объявленных классом </w:t>
-      </w:r>
-      <w:proofErr w:type="spellStart"/>
-      <w:r>
-        <w:rPr>
-          <w:sz w:val="28"/>
-          <w:szCs w:val="28"/>
-        </w:rPr>
-        <w:t>PasswordResetHelper</w:t>
-      </w:r>
-      <w:proofErr w:type="spellEnd"/>
-      <w:r>
-        <w:rPr>
-          <w:sz w:val="28"/>
-          <w:szCs w:val="28"/>
-        </w:rPr>
-        <w:t>, когда создаются его экземпляры, отсюда и термин - внедрение зависимостей.</w:t>
+        <w:t>Второй частью шаблона DI является внедрение зависимостей, объявленных классом PasswordResetHelper, когда создаются его экземпляры, отсюда и термин - внедрение зависимостей.</w:t>
       </w:r>
     </w:p>
     <w:p>
@@ -6855,39 +4594,7 @@
           <w:sz w:val="28"/>
           <w:szCs w:val="28"/>
         </w:rPr>
-        <w:t xml:space="preserve">Все это на самом деле означает, что нужно решить, какой класс, реализующий интерфейс </w:t>
-      </w:r>
-      <w:proofErr w:type="spellStart"/>
-      <w:r>
-        <w:rPr>
-          <w:sz w:val="28"/>
-          <w:szCs w:val="28"/>
-        </w:rPr>
-        <w:t>IEmailSender</w:t>
-      </w:r>
-      <w:proofErr w:type="spellEnd"/>
-      <w:r>
-        <w:rPr>
-          <w:sz w:val="28"/>
-          <w:szCs w:val="28"/>
-        </w:rPr>
-        <w:t xml:space="preserve">, будет использоваться, создать объект этого класса и затем передать готовый объект в качестве аргумента конструктору </w:t>
-      </w:r>
-      <w:proofErr w:type="spellStart"/>
-      <w:r>
-        <w:rPr>
-          <w:sz w:val="28"/>
-          <w:szCs w:val="28"/>
-        </w:rPr>
-        <w:t>PasswordResetHelper</w:t>
-      </w:r>
-      <w:proofErr w:type="spellEnd"/>
-      <w:r>
-        <w:rPr>
-          <w:sz w:val="28"/>
-          <w:szCs w:val="28"/>
-        </w:rPr>
-        <w:t>.</w:t>
+        <w:t>Все это на самом деле означает, что нужно решить, какой класс, реализующий интерфейс IEmailSender, будет использоваться, создать объект этого класса и затем передать готовый объект в качестве аргумента конструктору PasswordResetHelper.</w:t>
       </w:r>
     </w:p>
     <w:p>
@@ -6906,23 +4613,7 @@
           <w:sz w:val="28"/>
           <w:szCs w:val="28"/>
         </w:rPr>
-        <w:t xml:space="preserve">Класс </w:t>
-      </w:r>
-      <w:proofErr w:type="spellStart"/>
-      <w:r>
-        <w:rPr>
-          <w:sz w:val="28"/>
-          <w:szCs w:val="28"/>
-        </w:rPr>
-        <w:t>PasswordResetHelper</w:t>
-      </w:r>
-      <w:proofErr w:type="spellEnd"/>
-      <w:r>
-        <w:rPr>
-          <w:sz w:val="28"/>
-          <w:szCs w:val="28"/>
-        </w:rPr>
-        <w:t xml:space="preserve"> объявляет свои зависимости в собственном конструкторе. Такой подход называется </w:t>
+        <w:t>Класс PasswordResetHelper объявляет свои зависимости в собственном конструкторе. Такой подход называется </w:t>
       </w:r>
       <w:r>
         <w:rPr>
@@ -6945,18 +4636,8 @@
           <w:sz w:val="28"/>
           <w:szCs w:val="28"/>
         </w:rPr>
-        <w:t xml:space="preserve">внедрение </w:t>
-      </w:r>
-      <w:proofErr w:type="gramStart"/>
-      <w:r>
-        <w:rPr>
-          <w:rStyle w:val="aa"/>
-          <w:sz w:val="28"/>
-          <w:szCs w:val="28"/>
-        </w:rPr>
-        <w:t>через установщик</w:t>
-      </w:r>
-      <w:proofErr w:type="gramEnd"/>
+        <w:t>внедрение через установщик</w:t>
+      </w:r>
       <w:r>
         <w:rPr>
           <w:sz w:val="28"/>
@@ -6981,71 +4662,7 @@
           <w:sz w:val="28"/>
           <w:szCs w:val="28"/>
         </w:rPr>
-        <w:t xml:space="preserve">Зависимости внедряются в </w:t>
-      </w:r>
-      <w:proofErr w:type="spellStart"/>
-      <w:r>
-        <w:rPr>
-          <w:sz w:val="28"/>
-          <w:szCs w:val="28"/>
-        </w:rPr>
-        <w:t>PasswordResetHelper</w:t>
-      </w:r>
-      <w:proofErr w:type="spellEnd"/>
-      <w:r>
-        <w:rPr>
-          <w:sz w:val="28"/>
-          <w:szCs w:val="28"/>
-        </w:rPr>
-        <w:t xml:space="preserve"> во время выполнения. Другими словами, экземпляр некоторого класса, реализующего интерфейс </w:t>
-      </w:r>
-      <w:proofErr w:type="spellStart"/>
-      <w:r>
-        <w:rPr>
-          <w:sz w:val="28"/>
-          <w:szCs w:val="28"/>
-        </w:rPr>
-        <w:t>IEmailSender</w:t>
-      </w:r>
-      <w:proofErr w:type="spellEnd"/>
-      <w:r>
-        <w:rPr>
-          <w:sz w:val="28"/>
-          <w:szCs w:val="28"/>
-        </w:rPr>
-        <w:t xml:space="preserve">, будет создан и передан конструктору класса </w:t>
-      </w:r>
-      <w:proofErr w:type="spellStart"/>
-      <w:r>
-        <w:rPr>
-          <w:sz w:val="28"/>
-          <w:szCs w:val="28"/>
-        </w:rPr>
-        <w:t>PasswordResetHelper</w:t>
-      </w:r>
-      <w:proofErr w:type="spellEnd"/>
-      <w:r>
-        <w:rPr>
-          <w:sz w:val="28"/>
-          <w:szCs w:val="28"/>
-        </w:rPr>
-        <w:t xml:space="preserve"> во время создания его экземпляра. На этапе компиляции больше не существует никакой зависимости между </w:t>
-      </w:r>
-      <w:proofErr w:type="spellStart"/>
-      <w:r>
-        <w:rPr>
-          <w:sz w:val="28"/>
-          <w:szCs w:val="28"/>
-        </w:rPr>
-        <w:t>PasswordResetHelper</w:t>
-      </w:r>
-      <w:proofErr w:type="spellEnd"/>
-      <w:r>
-        <w:rPr>
-          <w:sz w:val="28"/>
-          <w:szCs w:val="28"/>
-        </w:rPr>
-        <w:t xml:space="preserve"> и любым классом, реализующим интерфейсы, от которых он зависит.</w:t>
+        <w:t>Зависимости внедряются в PasswordResetHelper во время выполнения. Другими словами, экземпляр некоторого класса, реализующего интерфейс IEmailSender, будет создан и передан конструктору класса PasswordResetHelper во время создания его экземпляра. На этапе компиляции больше не существует никакой зависимости между PasswordResetHelper и любым классом, реализующим интерфейсы, от которых он зависит.</w:t>
       </w:r>
     </w:p>
     <w:p>
@@ -7116,27 +4733,15 @@
           <w:lang w:val="en-US"/>
         </w:rPr>
       </w:pPr>
-      <w:proofErr w:type="spellStart"/>
-      <w:r>
-        <w:rPr>
-          <w:rStyle w:val="HTML1"/>
-          <w:rFonts w:ascii="Times New Roman" w:hAnsi="Times New Roman" w:cs="Times New Roman"/>
-          <w:sz w:val="28"/>
-          <w:szCs w:val="28"/>
-          <w:lang w:val="en-US"/>
-        </w:rPr>
-        <w:t>IEmailSender</w:t>
-      </w:r>
-      <w:proofErr w:type="spellEnd"/>
-      <w:r>
-        <w:rPr>
-          <w:rStyle w:val="HTML1"/>
-          <w:rFonts w:ascii="Times New Roman" w:hAnsi="Times New Roman" w:cs="Times New Roman"/>
-          <w:sz w:val="28"/>
-          <w:szCs w:val="28"/>
-          <w:lang w:val="en-US"/>
-        </w:rPr>
-        <w:t xml:space="preserve"> sender = </w:t>
+      <w:r>
+        <w:rPr>
+          <w:rStyle w:val="HTML1"/>
+          <w:rFonts w:ascii="Times New Roman" w:hAnsi="Times New Roman" w:cs="Times New Roman"/>
+          <w:sz w:val="28"/>
+          <w:szCs w:val="28"/>
+          <w:lang w:val="en-US"/>
+        </w:rPr>
+        <w:t xml:space="preserve">IEmailSender sender = </w:t>
       </w:r>
       <w:r>
         <w:rPr>
@@ -7156,41 +4761,7 @@
           <w:szCs w:val="28"/>
           <w:lang w:val="en-US"/>
         </w:rPr>
-        <w:t xml:space="preserve"> </w:t>
-      </w:r>
-      <w:proofErr w:type="spellStart"/>
-      <w:proofErr w:type="gramStart"/>
-      <w:r>
-        <w:rPr>
-          <w:rStyle w:val="HTML1"/>
-          <w:rFonts w:ascii="Times New Roman" w:hAnsi="Times New Roman" w:cs="Times New Roman"/>
-          <w:sz w:val="28"/>
-          <w:szCs w:val="28"/>
-          <w:lang w:val="en-US"/>
-        </w:rPr>
-        <w:t>MyEmailSender</w:t>
-      </w:r>
-      <w:proofErr w:type="spellEnd"/>
-      <w:r>
-        <w:rPr>
-          <w:rStyle w:val="HTML1"/>
-          <w:rFonts w:ascii="Times New Roman" w:hAnsi="Times New Roman" w:cs="Times New Roman"/>
-          <w:sz w:val="28"/>
-          <w:szCs w:val="28"/>
-          <w:lang w:val="en-US"/>
-        </w:rPr>
-        <w:t>(</w:t>
-      </w:r>
-      <w:proofErr w:type="gramEnd"/>
-      <w:r>
-        <w:rPr>
-          <w:rStyle w:val="HTML1"/>
-          <w:rFonts w:ascii="Times New Roman" w:hAnsi="Times New Roman" w:cs="Times New Roman"/>
-          <w:sz w:val="28"/>
-          <w:szCs w:val="28"/>
-          <w:lang w:val="en-US"/>
-        </w:rPr>
-        <w:t>);</w:t>
+        <w:t xml:space="preserve"> MyEmailSender();</w:t>
       </w:r>
     </w:p>
     <w:p>
@@ -7234,29 +4805,7 @@
           <w:szCs w:val="28"/>
           <w:lang w:val="en-US"/>
         </w:rPr>
-        <w:t xml:space="preserve"> </w:t>
-      </w:r>
-      <w:proofErr w:type="spellStart"/>
-      <w:r>
-        <w:rPr>
-          <w:rStyle w:val="HTML1"/>
-          <w:rFonts w:ascii="Times New Roman" w:hAnsi="Times New Roman" w:cs="Times New Roman"/>
-          <w:sz w:val="28"/>
-          <w:szCs w:val="28"/>
-          <w:lang w:val="en-US"/>
-        </w:rPr>
-        <w:t>PasswordResetHelper</w:t>
-      </w:r>
-      <w:proofErr w:type="spellEnd"/>
-      <w:r>
-        <w:rPr>
-          <w:rStyle w:val="HTML1"/>
-          <w:rFonts w:ascii="Times New Roman" w:hAnsi="Times New Roman" w:cs="Times New Roman"/>
-          <w:sz w:val="28"/>
-          <w:szCs w:val="28"/>
-          <w:lang w:val="en-US"/>
-        </w:rPr>
-        <w:t>(sender);</w:t>
+        <w:t xml:space="preserve"> PasswordResetHelper(sender);</w:t>
       </w:r>
     </w:p>
     <w:p>
@@ -7283,118 +4832,14 @@
           <w:sz w:val="28"/>
           <w:szCs w:val="28"/>
         </w:rPr>
-        <w:t>контейнером инверсии управления (</w:t>
-      </w:r>
-      <w:proofErr w:type="spellStart"/>
-      <w:r>
-        <w:rPr>
-          <w:rStyle w:val="aa"/>
-          <w:sz w:val="28"/>
-          <w:szCs w:val="28"/>
-        </w:rPr>
-        <w:t>inversion</w:t>
-      </w:r>
-      <w:proofErr w:type="spellEnd"/>
-      <w:r>
-        <w:rPr>
-          <w:rStyle w:val="aa"/>
-          <w:sz w:val="28"/>
-          <w:szCs w:val="28"/>
-        </w:rPr>
-        <w:t xml:space="preserve"> </w:t>
-      </w:r>
-      <w:proofErr w:type="spellStart"/>
-      <w:r>
-        <w:rPr>
-          <w:rStyle w:val="aa"/>
-          <w:sz w:val="28"/>
-          <w:szCs w:val="28"/>
-        </w:rPr>
-        <w:t>of</w:t>
-      </w:r>
-      <w:proofErr w:type="spellEnd"/>
-      <w:r>
-        <w:rPr>
-          <w:rStyle w:val="aa"/>
-          <w:sz w:val="28"/>
-          <w:szCs w:val="28"/>
-        </w:rPr>
-        <w:t xml:space="preserve"> </w:t>
-      </w:r>
-      <w:proofErr w:type="spellStart"/>
-      <w:r>
-        <w:rPr>
-          <w:rStyle w:val="aa"/>
-          <w:sz w:val="28"/>
-          <w:szCs w:val="28"/>
-        </w:rPr>
-        <w:t>control</w:t>
-      </w:r>
-      <w:proofErr w:type="spellEnd"/>
-      <w:r>
-        <w:rPr>
-          <w:rStyle w:val="aa"/>
-          <w:sz w:val="28"/>
-          <w:szCs w:val="28"/>
-        </w:rPr>
-        <w:t xml:space="preserve"> - </w:t>
-      </w:r>
-      <w:proofErr w:type="spellStart"/>
-      <w:r>
-        <w:rPr>
-          <w:rStyle w:val="aa"/>
-          <w:sz w:val="28"/>
-          <w:szCs w:val="28"/>
-        </w:rPr>
-        <w:t>IoC</w:t>
-      </w:r>
-      <w:proofErr w:type="spellEnd"/>
-      <w:r>
-        <w:rPr>
-          <w:rStyle w:val="aa"/>
-          <w:sz w:val="28"/>
-          <w:szCs w:val="28"/>
-        </w:rPr>
-        <w:t>)</w:t>
-      </w:r>
-      <w:r>
-        <w:rPr>
-          <w:sz w:val="28"/>
-          <w:szCs w:val="28"/>
-        </w:rPr>
-        <w:t xml:space="preserve">. Он представляет собой компонент, действующий в качестве посредника между зависимостями, которые объявляет класс вроде </w:t>
-      </w:r>
-      <w:proofErr w:type="spellStart"/>
-      <w:r>
-        <w:rPr>
-          <w:sz w:val="28"/>
-          <w:szCs w:val="28"/>
-        </w:rPr>
-        <w:t>PasswordResetHelper</w:t>
-      </w:r>
-      <w:proofErr w:type="spellEnd"/>
-      <w:r>
-        <w:rPr>
-          <w:sz w:val="28"/>
-          <w:szCs w:val="28"/>
-        </w:rPr>
-        <w:t xml:space="preserve">, и классами, которые могут применяться для распознавания этих зависимостей, такими как </w:t>
-      </w:r>
-      <w:proofErr w:type="spellStart"/>
-      <w:r>
-        <w:rPr>
-          <w:sz w:val="28"/>
-          <w:szCs w:val="28"/>
-        </w:rPr>
-        <w:t>MyEmailSender</w:t>
-      </w:r>
-      <w:proofErr w:type="spellEnd"/>
-      <w:r>
-        <w:rPr>
-          <w:sz w:val="28"/>
-          <w:szCs w:val="28"/>
-        </w:rPr>
-        <w:t>.</w:t>
+        <w:t>контейнером инверсии управления (inversion of control - IoC)</w:t>
+      </w:r>
+      <w:r>
+        <w:rPr>
+          <w:sz w:val="28"/>
+          <w:szCs w:val="28"/>
+        </w:rPr>
+        <w:t>. Он представляет собой компонент, действующий в качестве посредника между зависимостями, которые объявляет класс вроде PasswordResetHelper, и классами, которые могут применяться для распознавания этих зависимостей, такими как MyEmailSender.</w:t>
       </w:r>
     </w:p>
     <w:p>
@@ -7413,55 +4858,7 @@
           <w:sz w:val="28"/>
           <w:szCs w:val="28"/>
         </w:rPr>
-        <w:t xml:space="preserve">Мы регистрируем в контейнере DI набор интерфейсов или абстрактных типов, которые использует приложение, и указываем, экземпляры каких классов реализации должны быть созданы для удовлетворения зависимостей. Таким образом, нам понадобится зарегистрировать в контейнере интерфейс </w:t>
-      </w:r>
-      <w:proofErr w:type="spellStart"/>
-      <w:r>
-        <w:rPr>
-          <w:sz w:val="28"/>
-          <w:szCs w:val="28"/>
-        </w:rPr>
-        <w:t>IEmailSender</w:t>
-      </w:r>
-      <w:proofErr w:type="spellEnd"/>
-      <w:r>
-        <w:rPr>
-          <w:sz w:val="28"/>
-          <w:szCs w:val="28"/>
-        </w:rPr>
-        <w:t xml:space="preserve"> и указать, что экземпляр класса </w:t>
-      </w:r>
-      <w:proofErr w:type="spellStart"/>
-      <w:r>
-        <w:rPr>
-          <w:sz w:val="28"/>
-          <w:szCs w:val="28"/>
-        </w:rPr>
-        <w:t>MyEmailSender</w:t>
-      </w:r>
-      <w:proofErr w:type="spellEnd"/>
-      <w:r>
-        <w:rPr>
-          <w:sz w:val="28"/>
-          <w:szCs w:val="28"/>
-        </w:rPr>
-        <w:t xml:space="preserve"> должен создаваться во всех случаях, когда требуется реализация </w:t>
-      </w:r>
-      <w:proofErr w:type="spellStart"/>
-      <w:r>
-        <w:rPr>
-          <w:sz w:val="28"/>
-          <w:szCs w:val="28"/>
-        </w:rPr>
-        <w:t>IEmailSender</w:t>
-      </w:r>
-      <w:proofErr w:type="spellEnd"/>
-      <w:r>
-        <w:rPr>
-          <w:sz w:val="28"/>
-          <w:szCs w:val="28"/>
-        </w:rPr>
-        <w:t>.</w:t>
+        <w:t>Мы регистрируем в контейнере DI набор интерфейсов или абстрактных типов, которые использует приложение, и указываем, экземпляры каких классов реализации должны быть созданы для удовлетворения зависимостей. Таким образом, нам понадобится зарегистрировать в контейнере интерфейс IEmailSender и указать, что экземпляр класса MyEmailSender должен создаваться во всех случаях, когда требуется реализация IEmailSender.</w:t>
       </w:r>
     </w:p>
     <w:p>
@@ -7480,103 +4877,7 @@
           <w:sz w:val="28"/>
           <w:szCs w:val="28"/>
         </w:rPr>
-        <w:t xml:space="preserve">Когда внутри приложения нужен объект </w:t>
-      </w:r>
-      <w:proofErr w:type="spellStart"/>
-      <w:r>
-        <w:rPr>
-          <w:sz w:val="28"/>
-          <w:szCs w:val="28"/>
-        </w:rPr>
-        <w:t>PasswordResetHelper</w:t>
-      </w:r>
-      <w:proofErr w:type="spellEnd"/>
-      <w:r>
-        <w:rPr>
-          <w:sz w:val="28"/>
-          <w:szCs w:val="28"/>
-        </w:rPr>
-        <w:t xml:space="preserve">, его создание запрашивается у контейнера DI. Контейнеру DI известно, что класс </w:t>
-      </w:r>
-      <w:proofErr w:type="spellStart"/>
-      <w:r>
-        <w:rPr>
-          <w:sz w:val="28"/>
-          <w:szCs w:val="28"/>
-        </w:rPr>
-        <w:t>PasswordResetHelper</w:t>
-      </w:r>
-      <w:proofErr w:type="spellEnd"/>
-      <w:r>
-        <w:rPr>
-          <w:sz w:val="28"/>
-          <w:szCs w:val="28"/>
-        </w:rPr>
-        <w:t xml:space="preserve"> объявляет зависимость от интерфейса </w:t>
-      </w:r>
-      <w:proofErr w:type="spellStart"/>
-      <w:r>
-        <w:rPr>
-          <w:sz w:val="28"/>
-          <w:szCs w:val="28"/>
-        </w:rPr>
-        <w:t>IEmailSender</w:t>
-      </w:r>
-      <w:proofErr w:type="spellEnd"/>
-      <w:r>
-        <w:rPr>
-          <w:sz w:val="28"/>
-          <w:szCs w:val="28"/>
-        </w:rPr>
-        <w:t xml:space="preserve"> и что в качестве реализации этого интерфейса указан класс </w:t>
-      </w:r>
-      <w:proofErr w:type="spellStart"/>
-      <w:r>
-        <w:rPr>
-          <w:sz w:val="28"/>
-          <w:szCs w:val="28"/>
-        </w:rPr>
-        <w:t>MyEmailSender</w:t>
-      </w:r>
-      <w:proofErr w:type="spellEnd"/>
-      <w:r>
-        <w:rPr>
-          <w:sz w:val="28"/>
-          <w:szCs w:val="28"/>
-        </w:rPr>
-        <w:t xml:space="preserve">. Контейнер DI объединяет эти две порции информации, создает объект </w:t>
-      </w:r>
-      <w:proofErr w:type="spellStart"/>
-      <w:r>
-        <w:rPr>
-          <w:sz w:val="28"/>
-          <w:szCs w:val="28"/>
-        </w:rPr>
-        <w:t>MyEmailSender</w:t>
-      </w:r>
-      <w:proofErr w:type="spellEnd"/>
-      <w:r>
-        <w:rPr>
-          <w:sz w:val="28"/>
-          <w:szCs w:val="28"/>
-        </w:rPr>
-        <w:t xml:space="preserve"> и затем применяет его как аргумент при создании объекта </w:t>
-      </w:r>
-      <w:proofErr w:type="spellStart"/>
-      <w:r>
-        <w:rPr>
-          <w:sz w:val="28"/>
-          <w:szCs w:val="28"/>
-        </w:rPr>
-        <w:t>PasswordResetHelper</w:t>
-      </w:r>
-      <w:proofErr w:type="spellEnd"/>
-      <w:r>
-        <w:rPr>
-          <w:sz w:val="28"/>
-          <w:szCs w:val="28"/>
-        </w:rPr>
-        <w:t>, с которым впоследствии можно работать в приложении.</w:t>
+        <w:t>Когда внутри приложения нужен объект PasswordResetHelper, его создание запрашивается у контейнера DI. Контейнеру DI известно, что класс PasswordResetHelper объявляет зависимость от интерфейса IEmailSender и что в качестве реализации этого интерфейса указан класс MyEmailSender. Контейнер DI объединяет эти две порции информации, создает объект MyEmailSender и затем применяет его как аргумент при создании объекта PasswordResetHelper, с которым впоследствии можно работать в приложении.</w:t>
       </w:r>
     </w:p>
     <w:p>
@@ -7595,23 +4896,7 @@
           <w:sz w:val="28"/>
           <w:szCs w:val="28"/>
         </w:rPr>
-        <w:t xml:space="preserve">Важно отметить, что мы больше не создаем объекты в приложении самостоятельно с помощью ключевого слова </w:t>
-      </w:r>
-      <w:proofErr w:type="spellStart"/>
-      <w:r>
-        <w:rPr>
-          <w:sz w:val="28"/>
-          <w:szCs w:val="28"/>
-        </w:rPr>
-        <w:t>new</w:t>
-      </w:r>
-      <w:proofErr w:type="spellEnd"/>
-      <w:r>
-        <w:rPr>
-          <w:sz w:val="28"/>
-          <w:szCs w:val="28"/>
-        </w:rPr>
-        <w:t>. Вместо этого мы обращаемся к контейнеру DI и запрашиваем необходимые объекты. Привыкание к такому подходу может занять некоторое время у новичков в DI, но, как вы увидите, инфраструктура MVC Framework предлагает ряд средств, помогающих упростить данный процесс.</w:t>
+        <w:t>Важно отметить, что мы больше не создаем объекты в приложении самостоятельно с помощью ключевого слова new. Вместо этого мы обращаемся к контейнеру DI и запрашиваем необходимые объекты. Привыкание к такому подходу может занять некоторое время у новичков в DI, но, как вы увидите, инфраструктура MVC Framework предлагает ряд средств, помогающих упростить данный процесс.</w:t>
       </w:r>
     </w:p>
     <w:p>
@@ -7631,23 +4916,7 @@
           <w:szCs w:val="28"/>
         </w:rPr>
         <w:lastRenderedPageBreak/>
-        <w:t xml:space="preserve">Контейнер DI не придется создавать самостоятельно - доступно несколько прекрасных реализаций с открытым исходным кодом и свободно лицензируемых реализаций. Одной из них является реализация </w:t>
-      </w:r>
-      <w:proofErr w:type="spellStart"/>
-      <w:r>
-        <w:rPr>
-          <w:sz w:val="28"/>
-          <w:szCs w:val="28"/>
-        </w:rPr>
-        <w:t>Ninject</w:t>
-      </w:r>
-      <w:proofErr w:type="spellEnd"/>
-      <w:r>
-        <w:rPr>
-          <w:sz w:val="28"/>
-          <w:szCs w:val="28"/>
-        </w:rPr>
-        <w:t>.</w:t>
+        <w:t>Контейнер DI не придется создавать самостоятельно - доступно несколько прекрасных реализаций с открытым исходным кодом и свободно лицензируемых реализаций. Одной из них является реализация Ninject.</w:t>
       </w:r>
     </w:p>
     <w:p>
@@ -7666,23 +4935,7 @@
           <w:sz w:val="28"/>
           <w:szCs w:val="28"/>
         </w:rPr>
-        <w:t xml:space="preserve">Роль контейнера DI может казаться простой и тривиальной, но на самом деле это не так. Хороший контейнер DI, такой как </w:t>
-      </w:r>
-      <w:proofErr w:type="spellStart"/>
-      <w:r>
-        <w:rPr>
-          <w:sz w:val="28"/>
-          <w:szCs w:val="28"/>
-        </w:rPr>
-        <w:t>Ninject</w:t>
-      </w:r>
-      <w:proofErr w:type="spellEnd"/>
-      <w:r>
-        <w:rPr>
-          <w:sz w:val="28"/>
-          <w:szCs w:val="28"/>
-        </w:rPr>
-        <w:t>, обладает рядом удобных функциональных возможностей:</w:t>
+        <w:t>Роль контейнера DI может казаться простой и тривиальной, но на самом деле это не так. Хороший контейнер DI, такой как Ninject, обладает рядом удобных функциональных возможностей:</w:t>
       </w:r>
     </w:p>
     <w:p>
@@ -7721,71 +4974,7 @@
           <w:sz w:val="28"/>
           <w:szCs w:val="28"/>
         </w:rPr>
-        <w:t xml:space="preserve">В случае запроса компонента, который имеет собственные зависимости (например, параметры конструктора), контейнер удовлетворит и эти зависимости. Таким образом, если конструктор класса </w:t>
-      </w:r>
-      <w:proofErr w:type="spellStart"/>
-      <w:r>
-        <w:rPr>
-          <w:sz w:val="28"/>
-          <w:szCs w:val="28"/>
-        </w:rPr>
-        <w:t>MyEmailSender</w:t>
-      </w:r>
-      <w:proofErr w:type="spellEnd"/>
-      <w:r>
-        <w:rPr>
-          <w:sz w:val="28"/>
-          <w:szCs w:val="28"/>
-        </w:rPr>
-        <w:t xml:space="preserve"> требует реализацию интерфейса </w:t>
-      </w:r>
-      <w:proofErr w:type="spellStart"/>
-      <w:r>
-        <w:rPr>
-          <w:sz w:val="28"/>
-          <w:szCs w:val="28"/>
-        </w:rPr>
-        <w:t>INetworkTransport</w:t>
-      </w:r>
-      <w:proofErr w:type="spellEnd"/>
-      <w:r>
-        <w:rPr>
-          <w:sz w:val="28"/>
-          <w:szCs w:val="28"/>
-        </w:rPr>
-        <w:t xml:space="preserve">, то контейнер DI создаст экземпляр стандартной реализации этого интерфейса, передаст ее конструктору </w:t>
-      </w:r>
-      <w:proofErr w:type="spellStart"/>
-      <w:r>
-        <w:rPr>
-          <w:sz w:val="28"/>
-          <w:szCs w:val="28"/>
-        </w:rPr>
-        <w:t>MyEmailSender</w:t>
-      </w:r>
-      <w:proofErr w:type="spellEnd"/>
-      <w:r>
-        <w:rPr>
-          <w:sz w:val="28"/>
-          <w:szCs w:val="28"/>
-        </w:rPr>
-        <w:t xml:space="preserve"> и возвратит результат в виде стандартной реализации </w:t>
-      </w:r>
-      <w:proofErr w:type="spellStart"/>
-      <w:r>
-        <w:rPr>
-          <w:sz w:val="28"/>
-          <w:szCs w:val="28"/>
-        </w:rPr>
-        <w:t>IEmailSender</w:t>
-      </w:r>
-      <w:proofErr w:type="spellEnd"/>
-      <w:r>
-        <w:rPr>
-          <w:sz w:val="28"/>
-          <w:szCs w:val="28"/>
-        </w:rPr>
-        <w:t>.</w:t>
+        <w:t>В случае запроса компонента, который имеет собственные зависимости (например, параметры конструктора), контейнер удовлетворит и эти зависимости. Таким образом, если конструктор класса MyEmailSender требует реализацию интерфейса INetworkTransport, то контейнер DI создаст экземпляр стандартной реализации этого интерфейса, передаст ее конструктору MyEmailSender и возвратит результат в виде стандартной реализации IEmailSender.</w:t>
       </w:r>
     </w:p>
     <w:p>
@@ -7862,39 +5051,7 @@
           <w:sz w:val="28"/>
           <w:szCs w:val="28"/>
         </w:rPr>
-        <w:t xml:space="preserve">Если реализация интерфейса </w:t>
-      </w:r>
-      <w:proofErr w:type="spellStart"/>
-      <w:r>
-        <w:rPr>
-          <w:sz w:val="28"/>
-          <w:szCs w:val="28"/>
-        </w:rPr>
-        <w:t>INetworkTransport</w:t>
-      </w:r>
-      <w:proofErr w:type="spellEnd"/>
-      <w:r>
-        <w:rPr>
-          <w:sz w:val="28"/>
-          <w:szCs w:val="28"/>
-        </w:rPr>
-        <w:t xml:space="preserve"> требует, к примеру, строку по имени </w:t>
-      </w:r>
-      <w:proofErr w:type="spellStart"/>
-      <w:r>
-        <w:rPr>
-          <w:sz w:val="28"/>
-          <w:szCs w:val="28"/>
-        </w:rPr>
-        <w:t>serverName</w:t>
-      </w:r>
-      <w:proofErr w:type="spellEnd"/>
-      <w:r>
-        <w:rPr>
-          <w:sz w:val="28"/>
-          <w:szCs w:val="28"/>
-        </w:rPr>
-        <w:t>, должна существовать возможность установки ее значения в конфигурации контейнера DI. Это грубая, но простая система конфигурирования, которая избавляет код от необходимости передавать строки подключения, адреса серверов и т.п.</w:t>
+        <w:t>Если реализация интерфейса INetworkTransport требует, к примеру, строку по имени serverName, должна существовать возможность установки ее значения в конфигурации контейнера DI. Это грубая, но простая система конфигурирования, которая избавляет код от необходимости передавать строки подключения, адреса серверов и т.п.</w:t>
       </w:r>
     </w:p>
     <w:p>
